--- a/Fase 1/Evidencias Individuales/Ignacio_Mella_1.3_APT122_AutoevaluacionFase1.docx
+++ b/Fase 1/Evidencias Individuales/Ignacio_Mella_1.3_APT122_AutoevaluacionFase1.docx
@@ -1,6 +1,6 @@
 
 <file path=word/document.xml><?xml version="1.0" encoding="utf-8"?>
-<w:document xmlns:wpc="http://schemas.microsoft.com/office/word/2010/wordprocessingCanvas" xmlns:cx="http://schemas.microsoft.com/office/drawing/2014/chartex" xmlns:cx1="http://schemas.microsoft.com/office/drawing/2015/9/8/chartex" xmlns:cx2="http://schemas.microsoft.com/office/drawing/2015/10/21/chartex" xmlns:cx3="http://schemas.microsoft.com/office/drawing/2016/5/9/chartex" xmlns:cx4="http://schemas.microsoft.com/office/drawing/2016/5/10/chartex" xmlns:cx5="http://schemas.microsoft.com/office/drawing/2016/5/11/chartex" xmlns:cx6="http://schemas.microsoft.com/office/drawing/2016/5/12/chartex" xmlns:cx7="http://schemas.microsoft.com/office/drawing/2016/5/13/chartex" xmlns:cx8="http://schemas.microsoft.com/office/drawing/2016/5/14/chartex" xmlns:mc="http://schemas.openxmlformats.org/markup-compatibility/2006" xmlns:aink="http://schemas.microsoft.com/office/drawing/2016/ink" xmlns:am3d="http://schemas.microsoft.com/office/drawing/2017/model3d" xmlns:o="urn:schemas-microsoft-com:office:office" xmlns:oel="http://schemas.microsoft.com/office/2019/extlst" xmlns:r="http://schemas.openxmlformats.org/officeDocument/2006/relationships" xmlns:m="http://schemas.openxmlformats.org/officeDocument/2006/math" xmlns:v="urn:schemas-microsoft-com:vml" xmlns:wp14="http://schemas.microsoft.com/office/word/2010/wordprocessingDrawing" xmlns:wp="http://schemas.openxmlformats.org/drawingml/2006/wordprocessingDrawing" xmlns:w10="urn:schemas-microsoft-com:office:word" xmlns:w="http://schemas.openxmlformats.org/wordprocessingml/2006/main" xmlns:w14="http://schemas.microsoft.com/office/word/2010/wordml" xmlns:w15="http://schemas.microsoft.com/office/word/2012/wordml" xmlns:w16cex="http://schemas.microsoft.com/office/word/2018/wordml/cex" xmlns:w16cid="http://schemas.microsoft.com/office/word/2016/wordml/cid" xmlns:w16="http://schemas.microsoft.com/office/word/2018/wordml" xmlns:w16du="http://schemas.microsoft.com/office/word/2023/wordml/word16du" xmlns:w16sdtdh="http://schemas.microsoft.com/office/word/2020/wordml/sdtdatahash" xmlns:w16sdtfl="http://schemas.microsoft.com/office/word/2024/wordml/sdtformatlock" xmlns:w16se="http://schemas.microsoft.com/office/word/2015/wordml/symex" xmlns:wpg="http://schemas.microsoft.com/office/word/2010/wordprocessingGroup" xmlns:wpi="http://schemas.microsoft.com/office/word/2010/wordprocessingInk" xmlns:wne="http://schemas.microsoft.com/office/word/2006/wordml" xmlns:wps="http://schemas.microsoft.com/office/word/2010/wordprocessingShape" mc:Ignorable="w14 w15 w16se w16cid w16 w16cex w16sdtdh w16sdtfl w16du wp14">
+<w:document xmlns:wpc="http://schemas.microsoft.com/office/word/2010/wordprocessingCanvas" xmlns:cx="http://schemas.microsoft.com/office/drawing/2014/chartex" xmlns:cx1="http://schemas.microsoft.com/office/drawing/2015/9/8/chartex" xmlns:cx2="http://schemas.microsoft.com/office/drawing/2015/10/21/chartex" xmlns:cx3="http://schemas.microsoft.com/office/drawing/2016/5/9/chartex" xmlns:cx4="http://schemas.microsoft.com/office/drawing/2016/5/10/chartex" xmlns:cx5="http://schemas.microsoft.com/office/drawing/2016/5/11/chartex" xmlns:cx6="http://schemas.microsoft.com/office/drawing/2016/5/12/chartex" xmlns:cx7="http://schemas.microsoft.com/office/drawing/2016/5/13/chartex" xmlns:cx8="http://schemas.microsoft.com/office/drawing/2016/5/14/chartex" xmlns:mc="http://schemas.openxmlformats.org/markup-compatibility/2006" xmlns:aink="http://schemas.microsoft.com/office/drawing/2016/ink" xmlns:am3d="http://schemas.microsoft.com/office/drawing/2017/model3d" xmlns:o="urn:schemas-microsoft-com:office:office" xmlns:r="http://schemas.openxmlformats.org/officeDocument/2006/relationships" xmlns:m="http://schemas.openxmlformats.org/officeDocument/2006/math" xmlns:v="urn:schemas-microsoft-com:vml" xmlns:wp14="http://schemas.microsoft.com/office/word/2010/wordprocessingDrawing" xmlns:wp="http://schemas.openxmlformats.org/drawingml/2006/wordprocessingDrawing" xmlns:w10="urn:schemas-microsoft-com:office:word" xmlns:w="http://schemas.openxmlformats.org/wordprocessingml/2006/main" xmlns:w14="http://schemas.microsoft.com/office/word/2010/wordml" xmlns:w15="http://schemas.microsoft.com/office/word/2012/wordml" xmlns:w16cex="http://schemas.microsoft.com/office/word/2018/wordml/cex" xmlns:w16cid="http://schemas.microsoft.com/office/word/2016/wordml/cid" xmlns:w16="http://schemas.microsoft.com/office/word/2018/wordml" xmlns:w16sdtdh="http://schemas.microsoft.com/office/word/2020/wordml/sdtdatahash" xmlns:w16se="http://schemas.microsoft.com/office/word/2015/wordml/symex" xmlns:wpg="http://schemas.microsoft.com/office/word/2010/wordprocessingGroup" xmlns:wpi="http://schemas.microsoft.com/office/word/2010/wordprocessingInk" xmlns:wne="http://schemas.microsoft.com/office/word/2006/wordml" xmlns:wps="http://schemas.microsoft.com/office/word/2010/wordprocessingShape" mc:Ignorable="w14 w15 w16se w16cid w16 w16cex w16sdtdh wp14">
   <w:body>
     <w:p>
       <w:pPr>
@@ -80,8 +80,18 @@
           <w:sz w:val="36"/>
           <w:lang w:val="es-CL"/>
         </w:rPr>
-        <w:t>Proyecto: NexuStock</w:t>
-      </w:r>
+        <w:t xml:space="preserve">Proyecto: </w:t>
+      </w:r>
+      <w:proofErr w:type="spellStart"/>
+      <w:r>
+        <w:rPr>
+          <w:b/>
+          <w:sz w:val="36"/>
+          <w:lang w:val="es-CL"/>
+        </w:rPr>
+        <w:t>NexuStock</w:t>
+      </w:r>
+      <w:proofErr w:type="spellEnd"/>
     </w:p>
     <w:p>
       <w:pPr>
@@ -268,7 +278,21 @@
         <w:rPr>
           <w:lang w:val="es-CL"/>
         </w:rPr>
-        <w:t>Asignatura: Capstone (PTY4614)</w:t>
+        <w:t xml:space="preserve">Asignatura: </w:t>
+      </w:r>
+      <w:proofErr w:type="spellStart"/>
+      <w:r>
+        <w:rPr>
+          <w:lang w:val="es-CL"/>
+        </w:rPr>
+        <w:t>Capstone</w:t>
+      </w:r>
+      <w:proofErr w:type="spellEnd"/>
+      <w:r>
+        <w:rPr>
+          <w:lang w:val="es-CL"/>
+        </w:rPr>
+        <w:t xml:space="preserve"> (PTY4614)</w:t>
       </w:r>
     </w:p>
     <w:p>
@@ -604,7 +628,13 @@
         <w:rPr>
           <w:lang w:val="es-CL"/>
         </w:rPr>
-        <w:t>Plan de trabajo</w:t>
+        <w:t xml:space="preserve">Plan de </w:t>
+      </w:r>
+      <w:r>
+        <w:rPr>
+          <w:lang w:val="es-CL"/>
+        </w:rPr>
+        <w:t>trabajo</w:t>
       </w:r>
       <w:r>
         <w:rPr>
@@ -723,11 +753,45 @@
           <w:lang w:val="es-CL"/>
         </w:rPr>
       </w:pPr>
-      <w:r>
-        <w:rPr>
-          <w:lang w:val="es-CL"/>
-        </w:rPr>
-        <w:t>NexuStock es un sistema web inteligente de gestión y predicción de inventario, diseñado para carnicerías de gestión independiente cuyas decisiones de abastecimiento hoy se basan principalmente en la intuición de sus encargados. Esta situación genera dos problemas recurrentes: quiebres de stock que provocan pérdida de ventas e insatisfacción del cliente, y sobreinventario de carne fresca que deriva en mermas económicas por descomposición del producto.</w:t>
+      <w:proofErr w:type="spellStart"/>
+      <w:r>
+        <w:rPr>
+          <w:lang w:val="es-CL"/>
+        </w:rPr>
+        <w:t>NexuStock</w:t>
+      </w:r>
+      <w:proofErr w:type="spellEnd"/>
+      <w:r>
+        <w:rPr>
+          <w:lang w:val="es-CL"/>
+        </w:rPr>
+        <w:t xml:space="preserve"> es un sistema web inteligente de gestión y predicción de inventario, diseñado para carnicerías de gestión independiente cuyas decisiones de </w:t>
+      </w:r>
+      <w:r>
+        <w:rPr>
+          <w:lang w:val="es-CL"/>
+        </w:rPr>
+        <w:t xml:space="preserve">abastecimiento hoy se basan principalmente en la intuición de sus encargados. Esta situación genera dos problemas recurrentes: quiebres de stock que provocan pérdida de ventas e insatisfacción del cliente, y </w:t>
+      </w:r>
+      <w:proofErr w:type="spellStart"/>
+      <w:r>
+        <w:rPr>
+          <w:lang w:val="es-CL"/>
+        </w:rPr>
+        <w:t>sobreinventario</w:t>
+      </w:r>
+      <w:proofErr w:type="spellEnd"/>
+      <w:r>
+        <w:rPr>
+          <w:lang w:val="es-CL"/>
+        </w:rPr>
+        <w:t xml:space="preserve"> de carne fresca que deriva en me</w:t>
+      </w:r>
+      <w:r>
+        <w:rPr>
+          <w:lang w:val="es-CL"/>
+        </w:rPr>
+        <w:t>rmas económicas por descomposición del producto.</w:t>
       </w:r>
     </w:p>
     <w:p>
@@ -741,7 +805,117 @@
         <w:rPr>
           <w:lang w:val="es-CL"/>
         </w:rPr>
-        <w:t>El proyecto combina un núcleo transaccional (gestión de productos, inventario, ventas y proveedores) con un motor de Machine Learning que proyecta la demanda futura por producto, considera los tiempos de entrega de los proveedores y la perecibilidad de la carne, y genera automáticamente recomendaciones de compra y alertas de riesgo de quiebre de stock, presentadas en un dashboard ejecutivo. El desarrollo se aborda bajo una metodología ágil Scrum, con responsabilidades diferenciadas entre un perfil de Software Engineer, a cargo de la arquitectura, la base de datos y el backend, y un perfil de Data Scientist, a cargo del análisis exploratorio, el modelamiento predictivo y el dashboard.</w:t>
+        <w:t xml:space="preserve">El proyecto combina un núcleo transaccional (gestión de productos, inventario, ventas y proveedores) con un motor de Machine </w:t>
+      </w:r>
+      <w:proofErr w:type="spellStart"/>
+      <w:r>
+        <w:rPr>
+          <w:lang w:val="es-CL"/>
+        </w:rPr>
+        <w:t>Learning</w:t>
+      </w:r>
+      <w:proofErr w:type="spellEnd"/>
+      <w:r>
+        <w:rPr>
+          <w:lang w:val="es-CL"/>
+        </w:rPr>
+        <w:t xml:space="preserve"> que proyecta la demanda futura por producto, considera los tiempos de ent</w:t>
+      </w:r>
+      <w:r>
+        <w:rPr>
+          <w:lang w:val="es-CL"/>
+        </w:rPr>
+        <w:t xml:space="preserve">rega de los proveedores y la </w:t>
+      </w:r>
+      <w:proofErr w:type="spellStart"/>
+      <w:r>
+        <w:rPr>
+          <w:lang w:val="es-CL"/>
+        </w:rPr>
+        <w:t>perecibilidad</w:t>
+      </w:r>
+      <w:proofErr w:type="spellEnd"/>
+      <w:r>
+        <w:rPr>
+          <w:lang w:val="es-CL"/>
+        </w:rPr>
+        <w:t xml:space="preserve"> de la carne, y genera automáticamente recomendaciones de compra y alertas de riesgo de quiebre de stock, presentadas en un </w:t>
+      </w:r>
+      <w:proofErr w:type="spellStart"/>
+      <w:r>
+        <w:rPr>
+          <w:lang w:val="es-CL"/>
+        </w:rPr>
+        <w:t>dashboard</w:t>
+      </w:r>
+      <w:proofErr w:type="spellEnd"/>
+      <w:r>
+        <w:rPr>
+          <w:lang w:val="es-CL"/>
+        </w:rPr>
+        <w:t xml:space="preserve"> ejecutivo. El desarrollo se aborda bajo una metodología ágil Scrum, con responsa</w:t>
+      </w:r>
+      <w:r>
+        <w:rPr>
+          <w:lang w:val="es-CL"/>
+        </w:rPr>
+        <w:t xml:space="preserve">bilidades diferenciadas entre un perfil de Software </w:t>
+      </w:r>
+      <w:proofErr w:type="spellStart"/>
+      <w:r>
+        <w:rPr>
+          <w:lang w:val="es-CL"/>
+        </w:rPr>
+        <w:t>Engineer</w:t>
+      </w:r>
+      <w:proofErr w:type="spellEnd"/>
+      <w:r>
+        <w:rPr>
+          <w:lang w:val="es-CL"/>
+        </w:rPr>
+        <w:t xml:space="preserve">, a cargo de la arquitectura, la base de datos y el </w:t>
+      </w:r>
+      <w:proofErr w:type="spellStart"/>
+      <w:r>
+        <w:rPr>
+          <w:lang w:val="es-CL"/>
+        </w:rPr>
+        <w:t>backend</w:t>
+      </w:r>
+      <w:proofErr w:type="spellEnd"/>
+      <w:r>
+        <w:rPr>
+          <w:lang w:val="es-CL"/>
+        </w:rPr>
+        <w:t xml:space="preserve">, y un perfil de Data </w:t>
+      </w:r>
+      <w:proofErr w:type="spellStart"/>
+      <w:r>
+        <w:rPr>
+          <w:lang w:val="es-CL"/>
+        </w:rPr>
+        <w:t>Scientist</w:t>
+      </w:r>
+      <w:proofErr w:type="spellEnd"/>
+      <w:r>
+        <w:rPr>
+          <w:lang w:val="es-CL"/>
+        </w:rPr>
+        <w:t xml:space="preserve">, a cargo del análisis exploratorio, el modelamiento predictivo y el </w:t>
+      </w:r>
+      <w:proofErr w:type="spellStart"/>
+      <w:r>
+        <w:rPr>
+          <w:lang w:val="es-CL"/>
+        </w:rPr>
+        <w:t>dashboard</w:t>
+      </w:r>
+      <w:proofErr w:type="spellEnd"/>
+      <w:r>
+        <w:rPr>
+          <w:lang w:val="es-CL"/>
+        </w:rPr>
+        <w:t>.</w:t>
       </w:r>
     </w:p>
     <w:p>
@@ -785,7 +959,33 @@
         <w:rPr>
           <w:lang w:val="es-CL"/>
         </w:rPr>
-        <w:t>En las carnicerías de gestión independiente, las decisiones de compra de producto para abastecerse dependen en gran parte de la intuición de sus encargados, ya sea por experiencia y tiempo en el mercado o por falta de digitalización y de indicadores que respalden esas decisiones de negocio. Esto genera un dilema operativo de alto impacto económico: quiebres de stock que hacen perder ventas y dañan la confianza del cliente, y sobreinventario que se traduce en merma por descomposición de un producto altamente perecible.</w:t>
+        <w:t>En las carn</w:t>
+      </w:r>
+      <w:r>
+        <w:rPr>
+          <w:lang w:val="es-CL"/>
+        </w:rPr>
+        <w:t>icerías de gestión independiente, las decisiones de compra de producto para abastecerse dependen en gran parte de la intuición de sus encargados, ya sea por experiencia y tiempo en el mercado o por falta de digitalización y de indicadores que respalden esa</w:t>
+      </w:r>
+      <w:r>
+        <w:rPr>
+          <w:lang w:val="es-CL"/>
+        </w:rPr>
+        <w:t xml:space="preserve">s decisiones de negocio. Esto genera un dilema operativo de alto impacto económico: quiebres de stock que hacen perder ventas y dañan la confianza del cliente, y </w:t>
+      </w:r>
+      <w:proofErr w:type="spellStart"/>
+      <w:r>
+        <w:rPr>
+          <w:lang w:val="es-CL"/>
+        </w:rPr>
+        <w:t>sobreinventario</w:t>
+      </w:r>
+      <w:proofErr w:type="spellEnd"/>
+      <w:r>
+        <w:rPr>
+          <w:lang w:val="es-CL"/>
+        </w:rPr>
+        <w:t xml:space="preserve"> que se traduce en merma por descomposición de un producto altamente perecible.</w:t>
       </w:r>
     </w:p>
     <w:p>
@@ -799,7 +999,69 @@
         <w:rPr>
           <w:lang w:val="es-CL"/>
         </w:rPr>
-        <w:t>En este contexto surge NexuStock, Proyecto APT desarrollado en la asignatura Capstone de Ingeniería en Informática de Duoc UC, sede Alameda, por Ignacio Mella (Software Engineer) y Manuel Bustamante (Data Scientist). Su propósito es complementar la experiencia empírica del encargado de la carnicería con modelos predictivos y algoritmos de aprendizaje automático, reduciendo de forma sistemática tanto la merma como las ventas perdidas.</w:t>
+        <w:t xml:space="preserve">En este contexto surge </w:t>
+      </w:r>
+      <w:proofErr w:type="spellStart"/>
+      <w:r>
+        <w:rPr>
+          <w:lang w:val="es-CL"/>
+        </w:rPr>
+        <w:t>NexuStock</w:t>
+      </w:r>
+      <w:proofErr w:type="spellEnd"/>
+      <w:r>
+        <w:rPr>
+          <w:lang w:val="es-CL"/>
+        </w:rPr>
+        <w:t xml:space="preserve">, Proyecto APT desarrollado en la asignatura </w:t>
+      </w:r>
+      <w:proofErr w:type="spellStart"/>
+      <w:r>
+        <w:rPr>
+          <w:lang w:val="es-CL"/>
+        </w:rPr>
+        <w:t>Capstone</w:t>
+      </w:r>
+      <w:proofErr w:type="spellEnd"/>
+      <w:r>
+        <w:rPr>
+          <w:lang w:val="es-CL"/>
+        </w:rPr>
+        <w:t xml:space="preserve"> de Ingeniería en Informática de Duoc UC, sede Alameda, por Ignacio Mella (Software </w:t>
+      </w:r>
+      <w:proofErr w:type="spellStart"/>
+      <w:r>
+        <w:rPr>
+          <w:lang w:val="es-CL"/>
+        </w:rPr>
+        <w:t>Engineer</w:t>
+      </w:r>
+      <w:proofErr w:type="spellEnd"/>
+      <w:r>
+        <w:rPr>
+          <w:lang w:val="es-CL"/>
+        </w:rPr>
+        <w:t xml:space="preserve">) y Manuel Bustamante (Data </w:t>
+      </w:r>
+      <w:proofErr w:type="spellStart"/>
+      <w:r>
+        <w:rPr>
+          <w:lang w:val="es-CL"/>
+        </w:rPr>
+        <w:t>Scientist</w:t>
+      </w:r>
+      <w:proofErr w:type="spellEnd"/>
+      <w:r>
+        <w:rPr>
+          <w:lang w:val="es-CL"/>
+        </w:rPr>
+        <w:t>). Su propósito es complementar la experi</w:t>
+      </w:r>
+      <w:r>
+        <w:rPr>
+          <w:lang w:val="es-CL"/>
+        </w:rPr>
+        <w:t>encia empírica del encargado de la carnicería con modelos predictivos y algoritmos de aprendizaje automático, reduciendo de forma sistemática tanto la merma como las ventas perdidas.</w:t>
       </w:r>
     </w:p>
     <w:p>
@@ -813,7 +1075,33 @@
         <w:rPr>
           <w:lang w:val="es-CL"/>
         </w:rPr>
-        <w:t>El presente informe expone la definición del proyecto, su relación con el perfil de egreso y con mis intereses profesionales, su factibilidad, objetivos, metodología, planificación y evidencias propuestas. Estos elementos permiten establecer una base estructurada para posteriormente desarrollar y evaluar la solución durante las siguientes fases de Capstone, tal como exige la pauta de Autoevaluación de Definición del Proyecto APT.</w:t>
+        <w:t>El presente informe expone la definición del proyecto, su relación con el</w:t>
+      </w:r>
+      <w:r>
+        <w:rPr>
+          <w:lang w:val="es-CL"/>
+        </w:rPr>
+        <w:t xml:space="preserve"> perfil de egreso y con mis intereses profesionales, su factibilidad, objetivos, metodología, planificación y evidencias propuestas. Estos elementos permiten establecer una base estructurada para posteriormente desarrollar y evaluar la solución durante las</w:t>
+      </w:r>
+      <w:r>
+        <w:rPr>
+          <w:lang w:val="es-CL"/>
+        </w:rPr>
+        <w:t xml:space="preserve"> siguientes fases de </w:t>
+      </w:r>
+      <w:proofErr w:type="spellStart"/>
+      <w:r>
+        <w:rPr>
+          <w:lang w:val="es-CL"/>
+        </w:rPr>
+        <w:t>Capstone</w:t>
+      </w:r>
+      <w:proofErr w:type="spellEnd"/>
+      <w:r>
+        <w:rPr>
+          <w:lang w:val="es-CL"/>
+        </w:rPr>
+        <w:t>, tal como exige la pauta de Autoevaluación de Definición del Proyecto APT.</w:t>
       </w:r>
     </w:p>
     <w:p>
@@ -853,11 +1141,45 @@
           <w:lang w:val="es-CL"/>
         </w:rPr>
       </w:pPr>
-      <w:r>
-        <w:rPr>
-          <w:lang w:val="es-CL"/>
-        </w:rPr>
-        <w:t>NexuStock es un sistema web inteligente orientado a carnicerías de gestión independiente que buscan pasar de un abastecimiento basado en la intuición a uno apoyado en datos. El proyecto combina el desarrollo de software transaccional (gestión de productos, inventario, ventas y proveedores) con un motor de Machine Learning que proyecta la demanda futura por producto.</w:t>
+      <w:proofErr w:type="spellStart"/>
+      <w:r>
+        <w:rPr>
+          <w:lang w:val="es-CL"/>
+        </w:rPr>
+        <w:t>NexuStock</w:t>
+      </w:r>
+      <w:proofErr w:type="spellEnd"/>
+      <w:r>
+        <w:rPr>
+          <w:lang w:val="es-CL"/>
+        </w:rPr>
+        <w:t xml:space="preserve"> es un sistema web inteligente orientado a carnicerías de gestión independiente que buscan pasar d</w:t>
+      </w:r>
+      <w:r>
+        <w:rPr>
+          <w:lang w:val="es-CL"/>
+        </w:rPr>
+        <w:t xml:space="preserve">e un abastecimiento basado en la intuición a uno apoyado en datos. El proyecto combina el desarrollo de software transaccional (gestión de productos, inventario, ventas y proveedores) con un motor de Machine </w:t>
+      </w:r>
+      <w:proofErr w:type="spellStart"/>
+      <w:r>
+        <w:rPr>
+          <w:lang w:val="es-CL"/>
+        </w:rPr>
+        <w:t>Learning</w:t>
+      </w:r>
+      <w:proofErr w:type="spellEnd"/>
+      <w:r>
+        <w:rPr>
+          <w:lang w:val="es-CL"/>
+        </w:rPr>
+        <w:t xml:space="preserve"> que proyecta la demanda futura por prod</w:t>
+      </w:r>
+      <w:r>
+        <w:rPr>
+          <w:lang w:val="es-CL"/>
+        </w:rPr>
+        <w:t>ucto.</w:t>
       </w:r>
     </w:p>
     <w:p>
@@ -871,7 +1193,27 @@
         <w:rPr>
           <w:lang w:val="es-CL"/>
         </w:rPr>
-        <w:t>Actualmente, este tipo de negocios no cuenta con un registro sistemático de ventas ni con un análisis de datos que respalde sus decisiones de compra. Esta situación provoca dos problemas recurrentes: el quiebre de stock (agotamiento prematuro de productos perecibles antes de terminar el período de venta esperado) y el sobreinventario y merma (compra excesiva de carne fresca que se descompone antes de poder venderse).</w:t>
+        <w:t>Actualmente, este tipo de negocios no cuenta con un registro sistemático de ventas ni con un análisis de datos que respalde sus decisiones de compra. Esta situación provoca dos problemas recurrentes: el quiebre de stock (agotamiento prematuro de prod</w:t>
+      </w:r>
+      <w:r>
+        <w:rPr>
+          <w:lang w:val="es-CL"/>
+        </w:rPr>
+        <w:t xml:space="preserve">uctos perecibles antes de terminar el período de venta esperado) y el </w:t>
+      </w:r>
+      <w:proofErr w:type="spellStart"/>
+      <w:r>
+        <w:rPr>
+          <w:lang w:val="es-CL"/>
+        </w:rPr>
+        <w:t>sobreinventario</w:t>
+      </w:r>
+      <w:proofErr w:type="spellEnd"/>
+      <w:r>
+        <w:rPr>
+          <w:lang w:val="es-CL"/>
+        </w:rPr>
+        <w:t xml:space="preserve"> y merma (compra excesiva de carne fresca que se descompone antes de poder venderse).</w:t>
       </w:r>
     </w:p>
     <w:p>
@@ -881,11 +1223,59 @@
           <w:lang w:val="es-CL"/>
         </w:rPr>
       </w:pPr>
-      <w:r>
-        <w:rPr>
-          <w:lang w:val="es-CL"/>
-        </w:rPr>
-        <w:t>NexuStock abordará esta problemática considerando los tiempos de entrega de los proveedores (lead times) y la perecibilidad de la carne, generando automáticamente una lista de recomendaciones de compra y alertas de riesgo de quiebre de stock, presentadas en un dashboard ejecutivo pensado para que una persona sin conocimientos técnicos pueda tomar la decisión de compra con un vistazo.</w:t>
+      <w:proofErr w:type="spellStart"/>
+      <w:r>
+        <w:rPr>
+          <w:lang w:val="es-CL"/>
+        </w:rPr>
+        <w:t>NexuStock</w:t>
+      </w:r>
+      <w:proofErr w:type="spellEnd"/>
+      <w:r>
+        <w:rPr>
+          <w:lang w:val="es-CL"/>
+        </w:rPr>
+        <w:t xml:space="preserve"> abordará esta problemática considerando los tiempos de entrega de los prove</w:t>
+      </w:r>
+      <w:r>
+        <w:rPr>
+          <w:lang w:val="es-CL"/>
+        </w:rPr>
+        <w:t xml:space="preserve">edores (lead times) y la </w:t>
+      </w:r>
+      <w:proofErr w:type="spellStart"/>
+      <w:r>
+        <w:rPr>
+          <w:lang w:val="es-CL"/>
+        </w:rPr>
+        <w:t>perecibilidad</w:t>
+      </w:r>
+      <w:proofErr w:type="spellEnd"/>
+      <w:r>
+        <w:rPr>
+          <w:lang w:val="es-CL"/>
+        </w:rPr>
+        <w:t xml:space="preserve"> de la carne, generando automáticamente una lista de recomendaciones de compra y alertas de riesgo de quiebre de stock, presentadas en un </w:t>
+      </w:r>
+      <w:proofErr w:type="spellStart"/>
+      <w:r>
+        <w:rPr>
+          <w:lang w:val="es-CL"/>
+        </w:rPr>
+        <w:t>dashboard</w:t>
+      </w:r>
+      <w:proofErr w:type="spellEnd"/>
+      <w:r>
+        <w:rPr>
+          <w:lang w:val="es-CL"/>
+        </w:rPr>
+        <w:t xml:space="preserve"> ejecutivo pensado para que una persona sin conocimientos técnicos pued</w:t>
+      </w:r>
+      <w:r>
+        <w:rPr>
+          <w:lang w:val="es-CL"/>
+        </w:rPr>
+        <w:t>a tomar la decisión de compra con un vistazo.</w:t>
       </w:r>
     </w:p>
     <w:p>
@@ -899,7 +1289,41 @@
         <w:rPr>
           <w:lang w:val="es-CL"/>
         </w:rPr>
-        <w:t>La relevancia para Ingeniería en Informática radica en que el proyecto requiere ingeniería de software clásica (base de datos, backend, API REST y frontend) junto con ciencia de datos aplicada (análisis exploratorio, modelamiento predictivo, evaluación de error), lo que permite resolver una problemática económica real de un negocio acotado y controlado.</w:t>
+        <w:t xml:space="preserve">La relevancia para Ingeniería en Informática radica en que el proyecto requiere ingeniería de software clásica (base de datos, </w:t>
+      </w:r>
+      <w:proofErr w:type="spellStart"/>
+      <w:r>
+        <w:rPr>
+          <w:lang w:val="es-CL"/>
+        </w:rPr>
+        <w:t>backend</w:t>
+      </w:r>
+      <w:proofErr w:type="spellEnd"/>
+      <w:r>
+        <w:rPr>
+          <w:lang w:val="es-CL"/>
+        </w:rPr>
+        <w:t xml:space="preserve">, API REST y </w:t>
+      </w:r>
+      <w:proofErr w:type="spellStart"/>
+      <w:r>
+        <w:rPr>
+          <w:lang w:val="es-CL"/>
+        </w:rPr>
+        <w:t>frontend</w:t>
+      </w:r>
+      <w:proofErr w:type="spellEnd"/>
+      <w:r>
+        <w:rPr>
+          <w:lang w:val="es-CL"/>
+        </w:rPr>
+        <w:t>) junto con ciencia de datos aplicada (análisis explora</w:t>
+      </w:r>
+      <w:r>
+        <w:rPr>
+          <w:lang w:val="es-CL"/>
+        </w:rPr>
+        <w:t>torio, modelamiento predictivo, evaluación de error), lo que permite resolver una problemática económica real de un negocio acotado y controlado.</w:t>
       </w:r>
     </w:p>
     <w:p>
@@ -960,7 +1384,61 @@
         <w:rPr>
           <w:lang w:val="es-CL"/>
         </w:rPr>
-        <w:t>Desarrollar un sistema inteligente de gestión y predicción de inventario (NexuStock) para una carnicería de gestión independiente, utilizando análisis de datos y modelos de Machine Learning que apoyen la toma de decisiones de reposición y contribuyan a reducir los riesgos de quiebre de stock y sobreinventario de productos cárnicos perecibles.</w:t>
+        <w:t xml:space="preserve">Desarrollar un sistema inteligente de gestión y predicción de </w:t>
+      </w:r>
+      <w:r>
+        <w:rPr>
+          <w:lang w:val="es-CL"/>
+        </w:rPr>
+        <w:t>inventario (</w:t>
+      </w:r>
+      <w:proofErr w:type="spellStart"/>
+      <w:r>
+        <w:rPr>
+          <w:lang w:val="es-CL"/>
+        </w:rPr>
+        <w:t>NexuStock</w:t>
+      </w:r>
+      <w:proofErr w:type="spellEnd"/>
+      <w:r>
+        <w:rPr>
+          <w:lang w:val="es-CL"/>
+        </w:rPr>
+        <w:t xml:space="preserve">) para una carnicería de gestión independiente, utilizando análisis de datos y modelos de Machine </w:t>
+      </w:r>
+      <w:proofErr w:type="spellStart"/>
+      <w:r>
+        <w:rPr>
+          <w:lang w:val="es-CL"/>
+        </w:rPr>
+        <w:t>Learning</w:t>
+      </w:r>
+      <w:proofErr w:type="spellEnd"/>
+      <w:r>
+        <w:rPr>
+          <w:lang w:val="es-CL"/>
+        </w:rPr>
+        <w:t xml:space="preserve"> que apoyen la toma de decisiones de reposición y contribuyan a reducir los riesgos de quiebre de stock y </w:t>
+      </w:r>
+      <w:proofErr w:type="spellStart"/>
+      <w:r>
+        <w:rPr>
+          <w:lang w:val="es-CL"/>
+        </w:rPr>
+        <w:t>sobreinventario</w:t>
+      </w:r>
+      <w:proofErr w:type="spellEnd"/>
+      <w:r>
+        <w:rPr>
+          <w:lang w:val="es-CL"/>
+        </w:rPr>
+        <w:t xml:space="preserve"> de prod</w:t>
+      </w:r>
+      <w:r>
+        <w:rPr>
+          <w:lang w:val="es-CL"/>
+        </w:rPr>
+        <w:t>uctos cárnicos perecibles.</w:t>
       </w:r>
     </w:p>
     <w:p>
@@ -1040,13 +1518,62 @@
           <w:b/>
           <w:lang w:val="es-CL"/>
         </w:rPr>
-        <w:t xml:space="preserve">3.  Desarrollar </w:t>
-      </w:r>
-      <w:r>
-        <w:rPr>
-          <w:lang w:val="es-CL"/>
-        </w:rPr>
-        <w:t>el backend, la API REST y el frontend web del dashboard interactivo.</w:t>
+        <w:t>3.  Desa</w:t>
+      </w:r>
+      <w:r>
+        <w:rPr>
+          <w:b/>
+          <w:lang w:val="es-CL"/>
+        </w:rPr>
+        <w:t xml:space="preserve">rrollar </w:t>
+      </w:r>
+      <w:r>
+        <w:rPr>
+          <w:lang w:val="es-CL"/>
+        </w:rPr>
+        <w:t xml:space="preserve">el </w:t>
+      </w:r>
+      <w:proofErr w:type="spellStart"/>
+      <w:r>
+        <w:rPr>
+          <w:lang w:val="es-CL"/>
+        </w:rPr>
+        <w:t>backend</w:t>
+      </w:r>
+      <w:proofErr w:type="spellEnd"/>
+      <w:r>
+        <w:rPr>
+          <w:lang w:val="es-CL"/>
+        </w:rPr>
+        <w:t xml:space="preserve">, la API REST y el </w:t>
+      </w:r>
+      <w:proofErr w:type="spellStart"/>
+      <w:r>
+        <w:rPr>
+          <w:lang w:val="es-CL"/>
+        </w:rPr>
+        <w:t>frontend</w:t>
+      </w:r>
+      <w:proofErr w:type="spellEnd"/>
+      <w:r>
+        <w:rPr>
+          <w:lang w:val="es-CL"/>
+        </w:rPr>
+        <w:t xml:space="preserve"> web del </w:t>
+      </w:r>
+      <w:proofErr w:type="spellStart"/>
+      <w:r>
+        <w:rPr>
+          <w:lang w:val="es-CL"/>
+        </w:rPr>
+        <w:t>dashboard</w:t>
+      </w:r>
+      <w:proofErr w:type="spellEnd"/>
+      <w:r>
+        <w:rPr>
+          <w:lang w:val="es-CL"/>
+        </w:rPr>
+        <w:t xml:space="preserve"> interactivo.</w:t>
       </w:r>
     </w:p>
     <w:p>
@@ -1092,7 +1619,13 @@
         <w:rPr>
           <w:lang w:val="es-CL"/>
         </w:rPr>
-        <w:t>el algoritmo de optimización de alertas de compra y desplegar la solución integrada.</w:t>
+        <w:t>el algoritmo de optimización de a</w:t>
+      </w:r>
+      <w:r>
+        <w:rPr>
+          <w:lang w:val="es-CL"/>
+        </w:rPr>
+        <w:t>lertas de compra y desplegar la solución integrada.</w:t>
       </w:r>
     </w:p>
     <w:p>
@@ -1132,11 +1665,19 @@
           <w:lang w:val="es-CL"/>
         </w:rPr>
       </w:pPr>
-      <w:r>
-        <w:rPr>
-          <w:lang w:val="es-CL"/>
-        </w:rPr>
-        <w:t>NexuStock se relaciona directamente con mi perfil de egreso de Ingeniería en Informática, integrando de manera concreta asignaturas cursadas a lo largo de la carrera.</w:t>
+      <w:proofErr w:type="spellStart"/>
+      <w:r>
+        <w:rPr>
+          <w:lang w:val="es-CL"/>
+        </w:rPr>
+        <w:t>NexuStock</w:t>
+      </w:r>
+      <w:proofErr w:type="spellEnd"/>
+      <w:r>
+        <w:rPr>
+          <w:lang w:val="es-CL"/>
+        </w:rPr>
+        <w:t xml:space="preserve"> se relaciona directamente con mi perfil de egreso de Ingeniería en Informática, integrando de manera concreta asignaturas cursadas a lo largo de la carrera.</w:t>
       </w:r>
     </w:p>
     <w:p>
@@ -1150,7 +1691,41 @@
         <w:rPr>
           <w:lang w:val="es-CL"/>
         </w:rPr>
-        <w:t>Ingeniería de Software, Arquitectura, Programación Web y Programación/Modelamiento de Base de Datos sustentan el diseño de la base de datos relacional, el backend y la API REST que estaré a cargo de construir como Software Engineer del equipo.</w:t>
+        <w:t>In</w:t>
+      </w:r>
+      <w:r>
+        <w:rPr>
+          <w:lang w:val="es-CL"/>
+        </w:rPr>
+        <w:t xml:space="preserve">geniería de Software, Arquitectura, Programación Web y Programación/Modelamiento de Base de Datos sustentan el diseño de la base de datos relacional, el </w:t>
+      </w:r>
+      <w:proofErr w:type="spellStart"/>
+      <w:r>
+        <w:rPr>
+          <w:lang w:val="es-CL"/>
+        </w:rPr>
+        <w:t>backend</w:t>
+      </w:r>
+      <w:proofErr w:type="spellEnd"/>
+      <w:r>
+        <w:rPr>
+          <w:lang w:val="es-CL"/>
+        </w:rPr>
+        <w:t xml:space="preserve"> y la API REST que estaré a cargo de construir como Software </w:t>
+      </w:r>
+      <w:proofErr w:type="spellStart"/>
+      <w:r>
+        <w:rPr>
+          <w:lang w:val="es-CL"/>
+        </w:rPr>
+        <w:t>Engineer</w:t>
+      </w:r>
+      <w:proofErr w:type="spellEnd"/>
+      <w:r>
+        <w:rPr>
+          <w:lang w:val="es-CL"/>
+        </w:rPr>
+        <w:t xml:space="preserve"> del equipo.</w:t>
       </w:r>
     </w:p>
     <w:p>
@@ -1164,7 +1739,47 @@
         <w:rPr>
           <w:lang w:val="es-CL"/>
         </w:rPr>
-        <w:t>Minería de Datos, Big Data e Inteligencia de Negocios respaldan el análisis exploratorio y el modelamiento predictivo de demanda que desarrollará mi compañero Manuel Bustamante como Data Scientist, en un trabajo estrechamente coordinado con la arquitectura y las APIs que yo diseño.</w:t>
+        <w:t>Minería de Dat</w:t>
+      </w:r>
+      <w:r>
+        <w:rPr>
+          <w:lang w:val="es-CL"/>
+        </w:rPr>
+        <w:t xml:space="preserve">os, Big Data e Inteligencia de Negocios respaldan el análisis exploratorio y el modelamiento predictivo de demanda que desarrollará mi compañero Manuel Bustamante como Data </w:t>
+      </w:r>
+      <w:proofErr w:type="spellStart"/>
+      <w:r>
+        <w:rPr>
+          <w:lang w:val="es-CL"/>
+        </w:rPr>
+        <w:t>Scientist</w:t>
+      </w:r>
+      <w:proofErr w:type="spellEnd"/>
+      <w:r>
+        <w:rPr>
+          <w:lang w:val="es-CL"/>
+        </w:rPr>
+        <w:t xml:space="preserve">, en un trabajo estrechamente coordinado con la arquitectura y las </w:t>
+      </w:r>
+      <w:proofErr w:type="spellStart"/>
+      <w:r>
+        <w:rPr>
+          <w:lang w:val="es-CL"/>
+        </w:rPr>
+        <w:t>APIs</w:t>
+      </w:r>
+      <w:proofErr w:type="spellEnd"/>
+      <w:r>
+        <w:rPr>
+          <w:lang w:val="es-CL"/>
+        </w:rPr>
+        <w:t xml:space="preserve"> qu</w:t>
+      </w:r>
+      <w:r>
+        <w:rPr>
+          <w:lang w:val="es-CL"/>
+        </w:rPr>
+        <w:t>e yo diseño.</w:t>
       </w:r>
     </w:p>
     <w:p>
@@ -1178,7 +1793,13 @@
         <w:rPr>
           <w:lang w:val="es-CL"/>
         </w:rPr>
-        <w:t>Gestión de Proyectos Informáticos, Gestión de Riesgos, Calidad de Software y BPM aportan el marco metodológico para planificar el proyecto, mitigar riesgos y asegurar la calidad del desarrollo a lo largo de las 10 semanas efectivas del ciclo replanificado.</w:t>
+        <w:t>Gestión de Proyectos Informáticos, Gestión de Riesgos, Calidad de Software y BPM aportan el marco metodológico para planificar el proyecto, mitigar riesgos y asegurar la calidad del desarrollo a lo largo de las 10 semanas efectivas del ciclo r</w:t>
+      </w:r>
+      <w:r>
+        <w:rPr>
+          <w:lang w:val="es-CL"/>
+        </w:rPr>
+        <w:t>eplanificado.</w:t>
       </w:r>
     </w:p>
     <w:p>
@@ -1192,7 +1813,41 @@
         <w:rPr>
           <w:lang w:val="es-CL"/>
         </w:rPr>
-        <w:t>A esto se suma la asignatura electiva Ingeniería de Soluciones con Inteligencia Artificial, que cursé para complementar directamente la línea de Machine Learning del proyecto. En conjunto, NexuStock me permite poner en práctica de manera integral las competencias técnicas y de gestión de proyectos informáticos adquiridas durante mi carrera.</w:t>
+        <w:t xml:space="preserve">A esto se suma la asignatura electiva Ingeniería de Soluciones con Inteligencia Artificial, que cursé para complementar directamente la línea de Machine </w:t>
+      </w:r>
+      <w:proofErr w:type="spellStart"/>
+      <w:r>
+        <w:rPr>
+          <w:lang w:val="es-CL"/>
+        </w:rPr>
+        <w:t>Learning</w:t>
+      </w:r>
+      <w:proofErr w:type="spellEnd"/>
+      <w:r>
+        <w:rPr>
+          <w:lang w:val="es-CL"/>
+        </w:rPr>
+        <w:t xml:space="preserve"> del proyecto. En conjunto, </w:t>
+      </w:r>
+      <w:proofErr w:type="spellStart"/>
+      <w:r>
+        <w:rPr>
+          <w:lang w:val="es-CL"/>
+        </w:rPr>
+        <w:t>NexuStock</w:t>
+      </w:r>
+      <w:proofErr w:type="spellEnd"/>
+      <w:r>
+        <w:rPr>
+          <w:lang w:val="es-CL"/>
+        </w:rPr>
+        <w:t xml:space="preserve"> me permite poner en práctica de manera inte</w:t>
+      </w:r>
+      <w:r>
+        <w:rPr>
+          <w:lang w:val="es-CL"/>
+        </w:rPr>
+        <w:t>gral las competencias técnicas y de gestión de proyectos informáticos adquiridas durante mi carrera.</w:t>
       </w:r>
     </w:p>
     <w:p>
@@ -1236,7 +1891,33 @@
         <w:rPr>
           <w:lang w:val="es-CL"/>
         </w:rPr>
-        <w:t>Mis principales intereses profesionales se orientan hacia la ingeniería de software y la arquitectura de sistemas, particularmente hacia el diseño de backends robustos y bases de datos relacionales que sustenten soluciones escalables. A esto se suma un interés creciente por complementar esa base con ciencia de datos e inteligencia artificial aplicada a problemas reales de negocio, interés que profundicé al cursar la electiva de Ingeniería de Soluciones con Inteligencia Artificial.</w:t>
+        <w:t>Mis principales intereses profesionales se orientan hacia la ingeniería de software y la arquitectura de sistema</w:t>
+      </w:r>
+      <w:r>
+        <w:rPr>
+          <w:lang w:val="es-CL"/>
+        </w:rPr>
+        <w:t xml:space="preserve">s, particularmente hacia el diseño de </w:t>
+      </w:r>
+      <w:proofErr w:type="spellStart"/>
+      <w:r>
+        <w:rPr>
+          <w:lang w:val="es-CL"/>
+        </w:rPr>
+        <w:t>backends</w:t>
+      </w:r>
+      <w:proofErr w:type="spellEnd"/>
+      <w:r>
+        <w:rPr>
+          <w:lang w:val="es-CL"/>
+        </w:rPr>
+        <w:t xml:space="preserve"> robustos y bases de datos relacionales que sustenten soluciones escalables. A esto se suma un interés creciente por complementar esa base con ciencia de datos e inteligencia artificial aplicada a problemas rea</w:t>
+      </w:r>
+      <w:r>
+        <w:rPr>
+          <w:lang w:val="es-CL"/>
+        </w:rPr>
+        <w:t>les de negocio, interés que profundicé al cursar la electiva de Ingeniería de Soluciones con Inteligencia Artificial.</w:t>
       </w:r>
     </w:p>
     <w:p>
@@ -1246,11 +1927,95 @@
           <w:lang w:val="es-CL"/>
         </w:rPr>
       </w:pPr>
-      <w:r>
-        <w:rPr>
-          <w:lang w:val="es-CL"/>
-        </w:rPr>
-        <w:t>NexuStock se relaciona directamente con estos intereses porque me permite asumir el rol de Software Engineer del equipo liderando la arquitectura, la base de datos SQL, la lógica de negocio del backend y las APIs de comunicación con el motor de Machine Learning mientras coordino de cerca con Manuel Bustamante el diseño de la interfaz entre el backend y su modelo predictivo.</w:t>
+      <w:proofErr w:type="spellStart"/>
+      <w:r>
+        <w:rPr>
+          <w:lang w:val="es-CL"/>
+        </w:rPr>
+        <w:t>NexuStock</w:t>
+      </w:r>
+      <w:proofErr w:type="spellEnd"/>
+      <w:r>
+        <w:rPr>
+          <w:lang w:val="es-CL"/>
+        </w:rPr>
+        <w:t xml:space="preserve"> se relaciona directamente con estos intereses porque me permite asumir el rol de Software </w:t>
+      </w:r>
+      <w:proofErr w:type="spellStart"/>
+      <w:r>
+        <w:rPr>
+          <w:lang w:val="es-CL"/>
+        </w:rPr>
+        <w:t>Engineer</w:t>
+      </w:r>
+      <w:proofErr w:type="spellEnd"/>
+      <w:r>
+        <w:rPr>
+          <w:lang w:val="es-CL"/>
+        </w:rPr>
+        <w:t xml:space="preserve"> del equipo liderando la arqui</w:t>
+      </w:r>
+      <w:r>
+        <w:rPr>
+          <w:lang w:val="es-CL"/>
+        </w:rPr>
+        <w:t xml:space="preserve">tectura, la base de datos SQL, la lógica de negocio del </w:t>
+      </w:r>
+      <w:proofErr w:type="spellStart"/>
+      <w:r>
+        <w:rPr>
+          <w:lang w:val="es-CL"/>
+        </w:rPr>
+        <w:t>backend</w:t>
+      </w:r>
+      <w:proofErr w:type="spellEnd"/>
+      <w:r>
+        <w:rPr>
+          <w:lang w:val="es-CL"/>
+        </w:rPr>
+        <w:t xml:space="preserve"> y las </w:t>
+      </w:r>
+      <w:proofErr w:type="spellStart"/>
+      <w:r>
+        <w:rPr>
+          <w:lang w:val="es-CL"/>
+        </w:rPr>
+        <w:t>APIs</w:t>
+      </w:r>
+      <w:proofErr w:type="spellEnd"/>
+      <w:r>
+        <w:rPr>
+          <w:lang w:val="es-CL"/>
+        </w:rPr>
+        <w:t xml:space="preserve"> de comunicación con el motor de Machine </w:t>
+      </w:r>
+      <w:proofErr w:type="spellStart"/>
+      <w:r>
+        <w:rPr>
+          <w:lang w:val="es-CL"/>
+        </w:rPr>
+        <w:t>Learning</w:t>
+      </w:r>
+      <w:proofErr w:type="spellEnd"/>
+      <w:r>
+        <w:rPr>
+          <w:lang w:val="es-CL"/>
+        </w:rPr>
+        <w:t xml:space="preserve"> mientras coordino de cerca con Manuel Bustamante el diseño de la interfaz entre el </w:t>
+      </w:r>
+      <w:proofErr w:type="spellStart"/>
+      <w:r>
+        <w:rPr>
+          <w:lang w:val="es-CL"/>
+        </w:rPr>
+        <w:t>backend</w:t>
+      </w:r>
+      <w:proofErr w:type="spellEnd"/>
+      <w:r>
+        <w:rPr>
+          <w:lang w:val="es-CL"/>
+        </w:rPr>
+        <w:t xml:space="preserve"> y su modelo predictivo.</w:t>
       </w:r>
     </w:p>
     <w:p>
@@ -1264,7 +2029,33 @@
         <w:rPr>
           <w:lang w:val="es-CL"/>
         </w:rPr>
-        <w:t>Trabajar en este proyecto contribuye directamente a mi formación como ingeniero de software con una componente sólida de datos e inteligencia artificial, reforzando mi interés por especializarme en el desarrollo de soluciones inteligentes que combinen arquitecturas de software bien diseñadas con modelos de Machine Learning aplicados a problemas de negocio concretos.</w:t>
+        <w:t xml:space="preserve">Trabajar en este </w:t>
+      </w:r>
+      <w:r>
+        <w:rPr>
+          <w:lang w:val="es-CL"/>
+        </w:rPr>
+        <w:t>proyecto contribuye directamente a mi formación como ingeniero de software con una componente sólida de datos e inteligencia artificial, reforzando mi interés por especializarme en el desarrollo de soluciones inteligentes que combinen arquitecturas de soft</w:t>
+      </w:r>
+      <w:r>
+        <w:rPr>
+          <w:lang w:val="es-CL"/>
+        </w:rPr>
+        <w:t xml:space="preserve">ware bien diseñadas con modelos de Machine </w:t>
+      </w:r>
+      <w:proofErr w:type="spellStart"/>
+      <w:r>
+        <w:rPr>
+          <w:lang w:val="es-CL"/>
+        </w:rPr>
+        <w:t>Learning</w:t>
+      </w:r>
+      <w:proofErr w:type="spellEnd"/>
+      <w:r>
+        <w:rPr>
+          <w:lang w:val="es-CL"/>
+        </w:rPr>
+        <w:t xml:space="preserve"> aplicados a problemas de negocio concretos.</w:t>
       </w:r>
     </w:p>
     <w:p>
@@ -1308,7 +2099,125 @@
         <w:rPr>
           <w:lang w:val="es-CL"/>
         </w:rPr>
-        <w:t>El desarrollo de NexuStock es factible dentro de la duración del semestre y las horas asignadas a la asignatura de Capstone, ya que como equipo replanificamos el proyecto a un ciclo efectivo de 10 semanas mediante sprints quincenales, priorizando rigurosamente el núcleo transaccional básico (inventario, modelo de Machine Learning de demanda, motor de riesgos y dashboard de alertas) y dejando fuera de alcance elementos no esenciales (facturación electrónica, aplicación móvil nativa, multitenant, integración en tiempo real con ERPs, IoT, entre otros).</w:t>
+        <w:t xml:space="preserve">El desarrollo de </w:t>
+      </w:r>
+      <w:proofErr w:type="spellStart"/>
+      <w:r>
+        <w:rPr>
+          <w:lang w:val="es-CL"/>
+        </w:rPr>
+        <w:t>NexuStock</w:t>
+      </w:r>
+      <w:proofErr w:type="spellEnd"/>
+      <w:r>
+        <w:rPr>
+          <w:lang w:val="es-CL"/>
+        </w:rPr>
+        <w:t xml:space="preserve"> es factible dentro de la duración del semestre y las horas asignadas a la asignatura de </w:t>
+      </w:r>
+      <w:proofErr w:type="spellStart"/>
+      <w:r>
+        <w:rPr>
+          <w:lang w:val="es-CL"/>
+        </w:rPr>
+        <w:t>Capstone</w:t>
+      </w:r>
+      <w:proofErr w:type="spellEnd"/>
+      <w:r>
+        <w:rPr>
+          <w:lang w:val="es-CL"/>
+        </w:rPr>
+        <w:t xml:space="preserve">, ya que como equipo replanificamos el proyecto a un ciclo efectivo de 10 semanas mediante </w:t>
+      </w:r>
+      <w:proofErr w:type="spellStart"/>
+      <w:r>
+        <w:rPr>
+          <w:lang w:val="es-CL"/>
+        </w:rPr>
+        <w:t>sprints</w:t>
+      </w:r>
+      <w:proofErr w:type="spellEnd"/>
+      <w:r>
+        <w:rPr>
+          <w:lang w:val="es-CL"/>
+        </w:rPr>
+        <w:t xml:space="preserve"> quincenales, priorizando rigurosamente el núcleo transaccional básico (inventario, modelo de Machine </w:t>
+      </w:r>
+      <w:proofErr w:type="spellStart"/>
+      <w:r>
+        <w:rPr>
+          <w:lang w:val="es-CL"/>
+        </w:rPr>
+        <w:t>Learning</w:t>
+      </w:r>
+      <w:proofErr w:type="spellEnd"/>
+      <w:r>
+        <w:rPr>
+          <w:lang w:val="es-CL"/>
+        </w:rPr>
+        <w:t xml:space="preserve"> de demanda, motor de riesgos y </w:t>
+      </w:r>
+      <w:proofErr w:type="spellStart"/>
+      <w:r>
+        <w:rPr>
+          <w:lang w:val="es-CL"/>
+        </w:rPr>
+        <w:t>dashboar</w:t>
+      </w:r>
+      <w:r>
+        <w:rPr>
+          <w:lang w:val="es-CL"/>
+        </w:rPr>
+        <w:t>d</w:t>
+      </w:r>
+      <w:proofErr w:type="spellEnd"/>
+      <w:r>
+        <w:rPr>
+          <w:lang w:val="es-CL"/>
+        </w:rPr>
+        <w:t xml:space="preserve"> de alertas) y dejando fuera de alcance elementos no esenciales (facturación electrónica, aplicación móvil nativa, </w:t>
+      </w:r>
+      <w:proofErr w:type="spellStart"/>
+      <w:r>
+        <w:rPr>
+          <w:lang w:val="es-CL"/>
+        </w:rPr>
+        <w:t>multitenant</w:t>
+      </w:r>
+      <w:proofErr w:type="spellEnd"/>
+      <w:r>
+        <w:rPr>
+          <w:lang w:val="es-CL"/>
+        </w:rPr>
+        <w:t xml:space="preserve">, integración en tiempo real con </w:t>
+      </w:r>
+      <w:proofErr w:type="spellStart"/>
+      <w:r>
+        <w:rPr>
+          <w:lang w:val="es-CL"/>
+        </w:rPr>
+        <w:t>ERPs</w:t>
+      </w:r>
+      <w:proofErr w:type="spellEnd"/>
+      <w:r>
+        <w:rPr>
+          <w:lang w:val="es-CL"/>
+        </w:rPr>
+        <w:t xml:space="preserve">, </w:t>
+      </w:r>
+      <w:proofErr w:type="spellStart"/>
+      <w:r>
+        <w:rPr>
+          <w:lang w:val="es-CL"/>
+        </w:rPr>
+        <w:t>IoT</w:t>
+      </w:r>
+      <w:proofErr w:type="spellEnd"/>
+      <w:r>
+        <w:rPr>
+          <w:lang w:val="es-CL"/>
+        </w:rPr>
+        <w:t>, entre otros).</w:t>
       </w:r>
     </w:p>
     <w:p>
@@ -1322,7 +2231,69 @@
         <w:rPr>
           <w:lang w:val="es-CL"/>
         </w:rPr>
-        <w:t>Los materiales requeridos corresponden principalmente a herramientas de software libre (lenguajes de programación, framework de backend/frontend, motor de base de datos SQL, librerías de Machine Learning en Python e infraestructura Cloud), sin requerir hardware especializado.</w:t>
+        <w:t>Los materiales requeridos corresponden principalmente a herramientas de</w:t>
+      </w:r>
+      <w:r>
+        <w:rPr>
+          <w:lang w:val="es-CL"/>
+        </w:rPr>
+        <w:t xml:space="preserve"> software libre (lenguajes de programación, </w:t>
+      </w:r>
+      <w:proofErr w:type="spellStart"/>
+      <w:r>
+        <w:rPr>
+          <w:lang w:val="es-CL"/>
+        </w:rPr>
+        <w:t>framework</w:t>
+      </w:r>
+      <w:proofErr w:type="spellEnd"/>
+      <w:r>
+        <w:rPr>
+          <w:lang w:val="es-CL"/>
+        </w:rPr>
+        <w:t xml:space="preserve"> de </w:t>
+      </w:r>
+      <w:proofErr w:type="spellStart"/>
+      <w:r>
+        <w:rPr>
+          <w:lang w:val="es-CL"/>
+        </w:rPr>
+        <w:t>backend</w:t>
+      </w:r>
+      <w:proofErr w:type="spellEnd"/>
+      <w:r>
+        <w:rPr>
+          <w:lang w:val="es-CL"/>
+        </w:rPr>
+        <w:t>/</w:t>
+      </w:r>
+      <w:proofErr w:type="spellStart"/>
+      <w:r>
+        <w:rPr>
+          <w:lang w:val="es-CL"/>
+        </w:rPr>
+        <w:t>frontend</w:t>
+      </w:r>
+      <w:proofErr w:type="spellEnd"/>
+      <w:r>
+        <w:rPr>
+          <w:lang w:val="es-CL"/>
+        </w:rPr>
+        <w:t xml:space="preserve">, motor de base de datos SQL, librerías de Machine </w:t>
+      </w:r>
+      <w:proofErr w:type="spellStart"/>
+      <w:r>
+        <w:rPr>
+          <w:lang w:val="es-CL"/>
+        </w:rPr>
+        <w:t>Learning</w:t>
+      </w:r>
+      <w:proofErr w:type="spellEnd"/>
+      <w:r>
+        <w:rPr>
+          <w:lang w:val="es-CL"/>
+        </w:rPr>
+        <w:t xml:space="preserve"> en Python e infraestructura Cloud), sin requerir hardware especializado.</w:t>
       </w:r>
     </w:p>
     <w:p>
@@ -1336,7 +2307,47 @@
         <w:rPr>
           <w:lang w:val="es-CL"/>
         </w:rPr>
-        <w:t>Como factores externos que facilitan el desarrollo contamos con la división clara de responsabilidades entre Manuel y yo (Data Scientist y Software Engineer) y la posibilidad de trabajar con datos reales de ventas y compras, tanto para entrenar el modelo como para validar su precisión. Como factor que podría dificultar el desarrollo identificamos la complejidad y trabajo extra que supondría escalar la plataforma a un entorno Mobile, riesgo que mitigamos directamente trabajándola como aplicación web.</w:t>
+        <w:t>Como factores externos que facilitan el desarrollo</w:t>
+      </w:r>
+      <w:r>
+        <w:rPr>
+          <w:lang w:val="es-CL"/>
+        </w:rPr>
+        <w:t xml:space="preserve"> contamos con la división clara de responsabilidades entre Manuel y yo (Data </w:t>
+      </w:r>
+      <w:proofErr w:type="spellStart"/>
+      <w:r>
+        <w:rPr>
+          <w:lang w:val="es-CL"/>
+        </w:rPr>
+        <w:t>Scientist</w:t>
+      </w:r>
+      <w:proofErr w:type="spellEnd"/>
+      <w:r>
+        <w:rPr>
+          <w:lang w:val="es-CL"/>
+        </w:rPr>
+        <w:t xml:space="preserve"> y Software </w:t>
+      </w:r>
+      <w:proofErr w:type="spellStart"/>
+      <w:r>
+        <w:rPr>
+          <w:lang w:val="es-CL"/>
+        </w:rPr>
+        <w:t>Engineer</w:t>
+      </w:r>
+      <w:proofErr w:type="spellEnd"/>
+      <w:r>
+        <w:rPr>
+          <w:lang w:val="es-CL"/>
+        </w:rPr>
+        <w:t>) y la posibilidad de trabajar con datos reales de ventas y compras, tanto para entrenar el modelo como para validar su precisión. Como factor que pod</w:t>
+      </w:r>
+      <w:r>
+        <w:rPr>
+          <w:lang w:val="es-CL"/>
+        </w:rPr>
+        <w:t>ría dificultar el desarrollo identificamos la complejidad y trabajo extra que supondría escalar la plataforma a un entorno Mobile, riesgo que mitigamos directamente trabajándola como aplicación web.</w:t>
       </w:r>
     </w:p>
     <w:p>
@@ -1380,7 +2391,47 @@
         <w:rPr>
           <w:lang w:val="es-CL"/>
         </w:rPr>
-        <w:t>El desarrollo de NexuStock se aborda bajo una metodología ágil Scrum, organizada en sprints quincenales (de dos semanas) que permiten construir de forma iterativa y en paralelo tanto el software transaccional como el pipeline de datos y el modelamiento predictivo, a lo largo de un ciclo efectivo de 10 semanas.</w:t>
+        <w:t xml:space="preserve">El desarrollo de </w:t>
+      </w:r>
+      <w:proofErr w:type="spellStart"/>
+      <w:r>
+        <w:rPr>
+          <w:lang w:val="es-CL"/>
+        </w:rPr>
+        <w:t>NexuStock</w:t>
+      </w:r>
+      <w:proofErr w:type="spellEnd"/>
+      <w:r>
+        <w:rPr>
+          <w:lang w:val="es-CL"/>
+        </w:rPr>
+        <w:t xml:space="preserve"> se aborda </w:t>
+      </w:r>
+      <w:r>
+        <w:rPr>
+          <w:lang w:val="es-CL"/>
+        </w:rPr>
+        <w:t xml:space="preserve">bajo una metodología ágil Scrum, organizada en </w:t>
+      </w:r>
+      <w:proofErr w:type="spellStart"/>
+      <w:r>
+        <w:rPr>
+          <w:lang w:val="es-CL"/>
+        </w:rPr>
+        <w:t>sprints</w:t>
+      </w:r>
+      <w:proofErr w:type="spellEnd"/>
+      <w:r>
+        <w:rPr>
+          <w:lang w:val="es-CL"/>
+        </w:rPr>
+        <w:t xml:space="preserve"> quincenales (de dos semanas) que permiten construir de forma iterativa y en paralelo tanto el software transaccional como el pipeline de datos y el modelamiento predictivo, a lo largo de un ciclo efect</w:t>
+      </w:r>
+      <w:r>
+        <w:rPr>
+          <w:lang w:val="es-CL"/>
+        </w:rPr>
+        <w:t>ivo de 10 semanas.</w:t>
       </w:r>
     </w:p>
     <w:p>
@@ -1430,7 +2481,27 @@
         <w:rPr>
           <w:lang w:val="es-CL"/>
         </w:rPr>
-        <w:t xml:space="preserve"> análisis exploratorio de datos y desarrollo del backend y la API REST</w:t>
+        <w:t xml:space="preserve"> análisis explorato</w:t>
+      </w:r>
+      <w:r>
+        <w:rPr>
+          <w:lang w:val="es-CL"/>
+        </w:rPr>
+        <w:t xml:space="preserve">rio de datos y desarrollo del </w:t>
+      </w:r>
+      <w:proofErr w:type="spellStart"/>
+      <w:r>
+        <w:rPr>
+          <w:lang w:val="es-CL"/>
+        </w:rPr>
+        <w:t>backend</w:t>
+      </w:r>
+      <w:proofErr w:type="spellEnd"/>
+      <w:r>
+        <w:rPr>
+          <w:lang w:val="es-CL"/>
+        </w:rPr>
+        <w:t xml:space="preserve"> y la API REST</w:t>
       </w:r>
       <w:r>
         <w:rPr>
@@ -1442,8 +2513,44 @@
         <w:rPr>
           <w:lang w:val="es-CL"/>
         </w:rPr>
-        <w:t>desarrollo del frontend y dashboard en paralelo con el modelamiento de Machine Learning</w:t>
-      </w:r>
+        <w:t xml:space="preserve">desarrollo del </w:t>
+      </w:r>
+      <w:proofErr w:type="spellStart"/>
+      <w:r>
+        <w:rPr>
+          <w:lang w:val="es-CL"/>
+        </w:rPr>
+        <w:t>frontend</w:t>
+      </w:r>
+      <w:proofErr w:type="spellEnd"/>
+      <w:r>
+        <w:rPr>
+          <w:lang w:val="es-CL"/>
+        </w:rPr>
+        <w:t xml:space="preserve"> y </w:t>
+      </w:r>
+      <w:proofErr w:type="spellStart"/>
+      <w:r>
+        <w:rPr>
+          <w:lang w:val="es-CL"/>
+        </w:rPr>
+        <w:t>dashboard</w:t>
+      </w:r>
+      <w:proofErr w:type="spellEnd"/>
+      <w:r>
+        <w:rPr>
+          <w:lang w:val="es-CL"/>
+        </w:rPr>
+        <w:t xml:space="preserve"> en paralelo con el modelamiento de Machine </w:t>
+      </w:r>
+      <w:proofErr w:type="spellStart"/>
+      <w:r>
+        <w:rPr>
+          <w:lang w:val="es-CL"/>
+        </w:rPr>
+        <w:t>Learning</w:t>
+      </w:r>
+      <w:proofErr w:type="spellEnd"/>
       <w:r>
         <w:rPr>
           <w:lang w:val="es-CL"/>
@@ -1466,7 +2573,13 @@
         <w:rPr>
           <w:lang w:val="es-CL"/>
         </w:rPr>
-        <w:t xml:space="preserve"> despliegue en la nube, pruebas e integración y preparación de la defensa de Fase 1.</w:t>
+        <w:t xml:space="preserve"> despliegue en la nube, pruebas e integración y prep</w:t>
+      </w:r>
+      <w:r>
+        <w:rPr>
+          <w:lang w:val="es-CL"/>
+        </w:rPr>
+        <w:t>aración de la defensa de Fase 1.</w:t>
       </w:r>
     </w:p>
     <w:p>
@@ -1480,7 +2593,117 @@
         <w:rPr>
           <w:lang w:val="es-CL"/>
         </w:rPr>
-        <w:t>Yo, Ignacio Mella (Software Engineer), lidero la ingeniería de software clásica: diseño y administración de la base de datos SQL relacional, lógica backend del motor de inventario, construcción de las APIs de comunicación y despliegue en la nube. Manuel Bustamante (Data Scientist) lidera la línea analítica predictiva: limpieza y procesamiento de datos históricos, análisis de estacionalidades, modelado de Machine Learning, evaluación del error medio absoluto (MAE) y desarrollo del frontend y dashboard interactivo.</w:t>
+        <w:t xml:space="preserve">Yo, Ignacio Mella (Software </w:t>
+      </w:r>
+      <w:proofErr w:type="spellStart"/>
+      <w:r>
+        <w:rPr>
+          <w:lang w:val="es-CL"/>
+        </w:rPr>
+        <w:t>Engineer</w:t>
+      </w:r>
+      <w:proofErr w:type="spellEnd"/>
+      <w:r>
+        <w:rPr>
+          <w:lang w:val="es-CL"/>
+        </w:rPr>
+        <w:t xml:space="preserve">), lidero la ingeniería de software clásica: diseño y administración de la base de datos SQL relacional, lógica </w:t>
+      </w:r>
+      <w:proofErr w:type="spellStart"/>
+      <w:r>
+        <w:rPr>
+          <w:lang w:val="es-CL"/>
+        </w:rPr>
+        <w:t>backend</w:t>
+      </w:r>
+      <w:proofErr w:type="spellEnd"/>
+      <w:r>
+        <w:rPr>
+          <w:lang w:val="es-CL"/>
+        </w:rPr>
+        <w:t xml:space="preserve"> del motor de inventario, construcción de las </w:t>
+      </w:r>
+      <w:proofErr w:type="spellStart"/>
+      <w:r>
+        <w:rPr>
+          <w:lang w:val="es-CL"/>
+        </w:rPr>
+        <w:t>APIs</w:t>
+      </w:r>
+      <w:proofErr w:type="spellEnd"/>
+      <w:r>
+        <w:rPr>
+          <w:lang w:val="es-CL"/>
+        </w:rPr>
+        <w:t xml:space="preserve"> de comunicación y</w:t>
+      </w:r>
+      <w:r>
+        <w:rPr>
+          <w:lang w:val="es-CL"/>
+        </w:rPr>
+        <w:t xml:space="preserve"> despliegue en la nube. Manuel Bustamante (Data </w:t>
+      </w:r>
+      <w:proofErr w:type="spellStart"/>
+      <w:r>
+        <w:rPr>
+          <w:lang w:val="es-CL"/>
+        </w:rPr>
+        <w:t>Scientist</w:t>
+      </w:r>
+      <w:proofErr w:type="spellEnd"/>
+      <w:r>
+        <w:rPr>
+          <w:lang w:val="es-CL"/>
+        </w:rPr>
+        <w:t xml:space="preserve">) lidera la línea analítica predictiva: limpieza y procesamiento de datos históricos, análisis de estacionalidades, modelado de Machine </w:t>
+      </w:r>
+      <w:proofErr w:type="spellStart"/>
+      <w:r>
+        <w:rPr>
+          <w:lang w:val="es-CL"/>
+        </w:rPr>
+        <w:t>Learning</w:t>
+      </w:r>
+      <w:proofErr w:type="spellEnd"/>
+      <w:r>
+        <w:rPr>
+          <w:lang w:val="es-CL"/>
+        </w:rPr>
+        <w:t>, evaluación del error medio absoluto (MAE) y desarroll</w:t>
+      </w:r>
+      <w:r>
+        <w:rPr>
+          <w:lang w:val="es-CL"/>
+        </w:rPr>
+        <w:t xml:space="preserve">o del </w:t>
+      </w:r>
+      <w:proofErr w:type="spellStart"/>
+      <w:r>
+        <w:rPr>
+          <w:lang w:val="es-CL"/>
+        </w:rPr>
+        <w:t>frontend</w:t>
+      </w:r>
+      <w:proofErr w:type="spellEnd"/>
+      <w:r>
+        <w:rPr>
+          <w:lang w:val="es-CL"/>
+        </w:rPr>
+        <w:t xml:space="preserve"> y </w:t>
+      </w:r>
+      <w:proofErr w:type="spellStart"/>
+      <w:r>
+        <w:rPr>
+          <w:lang w:val="es-CL"/>
+        </w:rPr>
+        <w:t>dashboard</w:t>
+      </w:r>
+      <w:proofErr w:type="spellEnd"/>
+      <w:r>
+        <w:rPr>
+          <w:lang w:val="es-CL"/>
+        </w:rPr>
+        <w:t xml:space="preserve"> interactivo.</w:t>
       </w:r>
     </w:p>
     <w:p>
@@ -1506,8 +2729,17 @@
           <w:sz w:val="36"/>
         </w:rPr>
         <w:lastRenderedPageBreak/>
-        <w:t>Plan de trabajo</w:t>
-      </w:r>
+        <w:t xml:space="preserve">Plan de </w:t>
+      </w:r>
+      <w:proofErr w:type="spellStart"/>
+      <w:r>
+        <w:rPr>
+          <w:b/>
+          <w:sz w:val="36"/>
+        </w:rPr>
+        <w:t>trabajo</w:t>
+      </w:r>
+      <w:proofErr w:type="spellEnd"/>
     </w:p>
     <w:tbl>
       <w:tblPr>
@@ -1532,6 +2764,7 @@
             <w:pPr>
               <w:spacing w:after="40"/>
             </w:pPr>
+            <w:proofErr w:type="spellStart"/>
             <w:r>
               <w:rPr>
                 <w:b/>
@@ -1539,6 +2772,7 @@
               </w:rPr>
               <w:t>Actividad</w:t>
             </w:r>
+            <w:proofErr w:type="spellEnd"/>
           </w:p>
         </w:tc>
         <w:tc>
@@ -1552,6 +2786,7 @@
             <w:pPr>
               <w:spacing w:after="40"/>
             </w:pPr>
+            <w:proofErr w:type="spellStart"/>
             <w:r>
               <w:rPr>
                 <w:b/>
@@ -1559,6 +2794,7 @@
               </w:rPr>
               <w:t>Periodo</w:t>
             </w:r>
+            <w:proofErr w:type="spellEnd"/>
           </w:p>
         </w:tc>
         <w:tc>
@@ -1572,12 +2808,21 @@
             <w:pPr>
               <w:spacing w:after="40"/>
             </w:pPr>
+            <w:proofErr w:type="spellStart"/>
             <w:r>
               <w:rPr>
                 <w:b/>
                 <w:sz w:val="21"/>
               </w:rPr>
-              <w:t>Responsable principal</w:t>
+              <w:t>Responsable</w:t>
+            </w:r>
+            <w:proofErr w:type="spellEnd"/>
+            <w:r>
+              <w:rPr>
+                <w:b/>
+                <w:sz w:val="21"/>
+              </w:rPr>
+              <w:t xml:space="preserve"> principal</w:t>
             </w:r>
           </w:p>
         </w:tc>
@@ -1591,12 +2836,42 @@
             <w:pPr>
               <w:spacing w:after="40"/>
             </w:pPr>
+            <w:proofErr w:type="spellStart"/>
             <w:r>
               <w:rPr>
                 <w:sz w:val="20"/>
               </w:rPr>
-              <w:t>Problema, alcance y requerimientos</w:t>
+              <w:t>Problema</w:t>
             </w:r>
+            <w:proofErr w:type="spellEnd"/>
+            <w:r>
+              <w:rPr>
+                <w:sz w:val="20"/>
+              </w:rPr>
+              <w:t xml:space="preserve">, </w:t>
+            </w:r>
+            <w:proofErr w:type="spellStart"/>
+            <w:r>
+              <w:rPr>
+                <w:sz w:val="20"/>
+              </w:rPr>
+              <w:t>alcance</w:t>
+            </w:r>
+            <w:proofErr w:type="spellEnd"/>
+            <w:r>
+              <w:rPr>
+                <w:sz w:val="20"/>
+              </w:rPr>
+              <w:t xml:space="preserve"> y </w:t>
+            </w:r>
+            <w:proofErr w:type="spellStart"/>
+            <w:r>
+              <w:rPr>
+                <w:sz w:val="20"/>
+              </w:rPr>
+              <w:t>requerimientos</w:t>
+            </w:r>
+            <w:proofErr w:type="spellEnd"/>
           </w:p>
         </w:tc>
         <w:tc>
@@ -1607,11 +2882,19 @@
             <w:pPr>
               <w:spacing w:after="40"/>
             </w:pPr>
+            <w:proofErr w:type="spellStart"/>
             <w:r>
               <w:rPr>
                 <w:sz w:val="20"/>
               </w:rPr>
-              <w:t>Semanas 1–3</w:t>
+              <w:t>Semanas</w:t>
+            </w:r>
+            <w:proofErr w:type="spellEnd"/>
+            <w:r>
+              <w:rPr>
+                <w:sz w:val="20"/>
+              </w:rPr>
+              <w:t xml:space="preserve"> 1–3</w:t>
             </w:r>
           </w:p>
         </w:tc>
@@ -1641,12 +2924,42 @@
             <w:pPr>
               <w:spacing w:after="40"/>
             </w:pPr>
+            <w:proofErr w:type="spellStart"/>
             <w:r>
               <w:rPr>
                 <w:sz w:val="20"/>
               </w:rPr>
-              <w:t>Investigación y datos históricos</w:t>
+              <w:t>Investigación</w:t>
             </w:r>
+            <w:proofErr w:type="spellEnd"/>
+            <w:r>
+              <w:rPr>
+                <w:sz w:val="20"/>
+              </w:rPr>
+              <w:t xml:space="preserve"> y </w:t>
+            </w:r>
+            <w:proofErr w:type="spellStart"/>
+            <w:r>
+              <w:rPr>
+                <w:sz w:val="20"/>
+              </w:rPr>
+              <w:t>datos</w:t>
+            </w:r>
+            <w:proofErr w:type="spellEnd"/>
+            <w:r>
+              <w:rPr>
+                <w:sz w:val="20"/>
+              </w:rPr>
+              <w:t xml:space="preserve"> </w:t>
+            </w:r>
+            <w:proofErr w:type="spellStart"/>
+            <w:r>
+              <w:rPr>
+                <w:sz w:val="20"/>
+              </w:rPr>
+              <w:t>históricos</w:t>
+            </w:r>
+            <w:proofErr w:type="spellEnd"/>
           </w:p>
         </w:tc>
         <w:tc>
@@ -1657,11 +2970,19 @@
             <w:pPr>
               <w:spacing w:after="40"/>
             </w:pPr>
+            <w:proofErr w:type="spellStart"/>
             <w:r>
               <w:rPr>
                 <w:sz w:val="20"/>
               </w:rPr>
-              <w:t>Semanas 1–3</w:t>
+              <w:t>Semanas</w:t>
+            </w:r>
+            <w:proofErr w:type="spellEnd"/>
+            <w:r>
+              <w:rPr>
+                <w:sz w:val="20"/>
+              </w:rPr>
+              <w:t xml:space="preserve"> 1–3</w:t>
             </w:r>
           </w:p>
         </w:tc>
@@ -1699,7 +3020,14 @@
                 <w:sz w:val="20"/>
                 <w:lang w:val="es-CL"/>
               </w:rPr>
-              <w:t>Arquitectura y diseño del sistema</w:t>
+              <w:t xml:space="preserve">Arquitectura y diseño del </w:t>
+            </w:r>
+            <w:r>
+              <w:rPr>
+                <w:sz w:val="20"/>
+                <w:lang w:val="es-CL"/>
+              </w:rPr>
+              <w:t>sistema</w:t>
             </w:r>
           </w:p>
         </w:tc>
@@ -1711,11 +3039,19 @@
             <w:pPr>
               <w:spacing w:after="40"/>
             </w:pPr>
+            <w:proofErr w:type="spellStart"/>
             <w:r>
               <w:rPr>
                 <w:sz w:val="20"/>
               </w:rPr>
-              <w:t>Semanas 2–6</w:t>
+              <w:t>Semanas</w:t>
+            </w:r>
+            <w:proofErr w:type="spellEnd"/>
+            <w:r>
+              <w:rPr>
+                <w:sz w:val="20"/>
+              </w:rPr>
+              <w:t xml:space="preserve"> 2–6</w:t>
             </w:r>
           </w:p>
         </w:tc>
@@ -1765,11 +3101,19 @@
             <w:pPr>
               <w:spacing w:after="40"/>
             </w:pPr>
+            <w:proofErr w:type="spellStart"/>
             <w:r>
               <w:rPr>
                 <w:sz w:val="20"/>
               </w:rPr>
-              <w:t>Semanas 2–5</w:t>
+              <w:t>Semanas</w:t>
+            </w:r>
+            <w:proofErr w:type="spellEnd"/>
+            <w:r>
+              <w:rPr>
+                <w:sz w:val="20"/>
+              </w:rPr>
+              <w:t xml:space="preserve"> 2–5</w:t>
             </w:r>
           </w:p>
         </w:tc>
@@ -1819,11 +3163,19 @@
             <w:pPr>
               <w:spacing w:after="40"/>
             </w:pPr>
+            <w:proofErr w:type="spellStart"/>
             <w:r>
               <w:rPr>
                 <w:sz w:val="20"/>
               </w:rPr>
-              <w:t>Semanas 4–8</w:t>
+              <w:t>Semanas</w:t>
+            </w:r>
+            <w:proofErr w:type="spellEnd"/>
+            <w:r>
+              <w:rPr>
+                <w:sz w:val="20"/>
+              </w:rPr>
+              <w:t xml:space="preserve"> 4–8</w:t>
             </w:r>
           </w:p>
         </w:tc>
@@ -1869,11 +3221,19 @@
             <w:pPr>
               <w:spacing w:after="40"/>
             </w:pPr>
+            <w:proofErr w:type="spellStart"/>
             <w:r>
               <w:rPr>
                 <w:sz w:val="20"/>
               </w:rPr>
-              <w:t>Semanas 4–10</w:t>
+              <w:t>Semanas</w:t>
+            </w:r>
+            <w:proofErr w:type="spellEnd"/>
+            <w:r>
+              <w:rPr>
+                <w:sz w:val="20"/>
+              </w:rPr>
+              <w:t xml:space="preserve"> 4–10</w:t>
             </w:r>
           </w:p>
         </w:tc>
@@ -1919,11 +3279,19 @@
             <w:pPr>
               <w:spacing w:after="40"/>
             </w:pPr>
+            <w:proofErr w:type="spellStart"/>
             <w:r>
               <w:rPr>
                 <w:sz w:val="20"/>
               </w:rPr>
-              <w:t>Semanas 6–10</w:t>
+              <w:t>Semanas</w:t>
+            </w:r>
+            <w:proofErr w:type="spellEnd"/>
+            <w:r>
+              <w:rPr>
+                <w:sz w:val="20"/>
+              </w:rPr>
+              <w:t xml:space="preserve"> 6–10</w:t>
             </w:r>
           </w:p>
         </w:tc>
@@ -1953,11 +3321,33 @@
             <w:pPr>
               <w:spacing w:after="40"/>
             </w:pPr>
+            <w:proofErr w:type="spellStart"/>
             <w:r>
               <w:rPr>
                 <w:sz w:val="20"/>
               </w:rPr>
-              <w:t>Modelamiento y entrenamiento ML</w:t>
+              <w:t>Modelamiento</w:t>
+            </w:r>
+            <w:proofErr w:type="spellEnd"/>
+            <w:r>
+              <w:rPr>
+                <w:sz w:val="20"/>
+              </w:rPr>
+              <w:t xml:space="preserve"> y </w:t>
+            </w:r>
+            <w:proofErr w:type="spellStart"/>
+            <w:r>
+              <w:rPr>
+                <w:sz w:val="20"/>
+              </w:rPr>
+              <w:t>entrenamiento</w:t>
+            </w:r>
+            <w:proofErr w:type="spellEnd"/>
+            <w:r>
+              <w:rPr>
+                <w:sz w:val="20"/>
+              </w:rPr>
+              <w:t xml:space="preserve"> ML</w:t>
             </w:r>
           </w:p>
         </w:tc>
@@ -1969,11 +3359,19 @@
             <w:pPr>
               <w:spacing w:after="40"/>
             </w:pPr>
+            <w:proofErr w:type="spellStart"/>
             <w:r>
               <w:rPr>
                 <w:sz w:val="20"/>
               </w:rPr>
-              <w:t>Semanas 6–10</w:t>
+              <w:t>Semanas</w:t>
+            </w:r>
+            <w:proofErr w:type="spellEnd"/>
+            <w:r>
+              <w:rPr>
+                <w:sz w:val="20"/>
+              </w:rPr>
+              <w:t xml:space="preserve"> 6–10</w:t>
             </w:r>
           </w:p>
         </w:tc>
@@ -2023,11 +3421,19 @@
             <w:pPr>
               <w:spacing w:after="40"/>
             </w:pPr>
+            <w:proofErr w:type="spellStart"/>
             <w:r>
               <w:rPr>
                 <w:sz w:val="20"/>
               </w:rPr>
-              <w:t>Semanas 6–10</w:t>
+              <w:t>Semanas</w:t>
+            </w:r>
+            <w:proofErr w:type="spellEnd"/>
+            <w:r>
+              <w:rPr>
+                <w:sz w:val="20"/>
+              </w:rPr>
+              <w:t xml:space="preserve"> 6–10</w:t>
             </w:r>
           </w:p>
         </w:tc>
@@ -2057,12 +3463,28 @@
             <w:pPr>
               <w:spacing w:after="40"/>
             </w:pPr>
+            <w:proofErr w:type="spellStart"/>
             <w:r>
               <w:rPr>
                 <w:sz w:val="20"/>
               </w:rPr>
-              <w:t>Integración de plataforma</w:t>
+              <w:t>Integración</w:t>
             </w:r>
+            <w:proofErr w:type="spellEnd"/>
+            <w:r>
+              <w:rPr>
+                <w:sz w:val="20"/>
+              </w:rPr>
+              <w:t xml:space="preserve"> de </w:t>
+            </w:r>
+            <w:proofErr w:type="spellStart"/>
+            <w:r>
+              <w:rPr>
+                <w:sz w:val="20"/>
+              </w:rPr>
+              <w:t>plataforma</w:t>
+            </w:r>
+            <w:proofErr w:type="spellEnd"/>
           </w:p>
         </w:tc>
         <w:tc>
@@ -2073,11 +3495,19 @@
             <w:pPr>
               <w:spacing w:after="40"/>
             </w:pPr>
+            <w:proofErr w:type="spellStart"/>
             <w:r>
               <w:rPr>
                 <w:sz w:val="20"/>
               </w:rPr>
-              <w:t>Semanas 8–10</w:t>
+              <w:t>Semanas</w:t>
+            </w:r>
+            <w:proofErr w:type="spellEnd"/>
+            <w:r>
+              <w:rPr>
+                <w:sz w:val="20"/>
+              </w:rPr>
+              <w:t xml:space="preserve"> 8–10</w:t>
             </w:r>
           </w:p>
         </w:tc>
@@ -2107,12 +3537,28 @@
             <w:pPr>
               <w:spacing w:after="40"/>
             </w:pPr>
+            <w:proofErr w:type="spellStart"/>
             <w:r>
               <w:rPr>
                 <w:sz w:val="20"/>
               </w:rPr>
-              <w:t>Despliegue Cloud y seguridad</w:t>
+              <w:t>Despliegue</w:t>
             </w:r>
+            <w:proofErr w:type="spellEnd"/>
+            <w:r>
+              <w:rPr>
+                <w:sz w:val="20"/>
+              </w:rPr>
+              <w:t xml:space="preserve"> Cloud y </w:t>
+            </w:r>
+            <w:proofErr w:type="spellStart"/>
+            <w:r>
+              <w:rPr>
+                <w:sz w:val="20"/>
+              </w:rPr>
+              <w:t>seguridad</w:t>
+            </w:r>
+            <w:proofErr w:type="spellEnd"/>
           </w:p>
         </w:tc>
         <w:tc>
@@ -2123,11 +3569,19 @@
             <w:pPr>
               <w:spacing w:after="40"/>
             </w:pPr>
+            <w:proofErr w:type="spellStart"/>
             <w:r>
               <w:rPr>
                 <w:sz w:val="20"/>
               </w:rPr>
-              <w:t>Semanas 8–10</w:t>
+              <w:t>Semanas</w:t>
+            </w:r>
+            <w:proofErr w:type="spellEnd"/>
+            <w:r>
+              <w:rPr>
+                <w:sz w:val="20"/>
+              </w:rPr>
+              <w:t xml:space="preserve"> 8–10</w:t>
             </w:r>
           </w:p>
         </w:tc>
@@ -2157,12 +3611,28 @@
             <w:pPr>
               <w:spacing w:after="40"/>
             </w:pPr>
+            <w:proofErr w:type="spellStart"/>
             <w:r>
               <w:rPr>
                 <w:sz w:val="20"/>
               </w:rPr>
-              <w:t>Pruebas y mejoras</w:t>
+              <w:t>Pruebas</w:t>
             </w:r>
+            <w:proofErr w:type="spellEnd"/>
+            <w:r>
+              <w:rPr>
+                <w:sz w:val="20"/>
+              </w:rPr>
+              <w:t xml:space="preserve"> y </w:t>
+            </w:r>
+            <w:proofErr w:type="spellStart"/>
+            <w:r>
+              <w:rPr>
+                <w:sz w:val="20"/>
+              </w:rPr>
+              <w:t>mejoras</w:t>
+            </w:r>
+            <w:proofErr w:type="spellEnd"/>
           </w:p>
         </w:tc>
         <w:tc>
@@ -2173,11 +3643,25 @@
             <w:pPr>
               <w:spacing w:after="40"/>
             </w:pPr>
+            <w:proofErr w:type="spellStart"/>
             <w:r>
               <w:rPr>
                 <w:sz w:val="20"/>
               </w:rPr>
-              <w:t>Semanas 8–11</w:t>
+              <w:t>Semanas</w:t>
+            </w:r>
+            <w:proofErr w:type="spellEnd"/>
+            <w:r>
+              <w:rPr>
+                <w:sz w:val="20"/>
+              </w:rPr>
+              <w:t xml:space="preserve"> 8–1</w:t>
+            </w:r>
+            <w:r>
+              <w:rPr>
+                <w:sz w:val="20"/>
+              </w:rPr>
+              <w:t>1</w:t>
             </w:r>
           </w:p>
         </w:tc>
@@ -2207,12 +3691,42 @@
             <w:pPr>
               <w:spacing w:after="40"/>
             </w:pPr>
+            <w:proofErr w:type="spellStart"/>
             <w:r>
               <w:rPr>
                 <w:sz w:val="20"/>
               </w:rPr>
-              <w:t>Elaboración de documentación técnica</w:t>
+              <w:t>Elaboración</w:t>
             </w:r>
+            <w:proofErr w:type="spellEnd"/>
+            <w:r>
+              <w:rPr>
+                <w:sz w:val="20"/>
+              </w:rPr>
+              <w:t xml:space="preserve"> de </w:t>
+            </w:r>
+            <w:proofErr w:type="spellStart"/>
+            <w:r>
+              <w:rPr>
+                <w:sz w:val="20"/>
+              </w:rPr>
+              <w:t>documentación</w:t>
+            </w:r>
+            <w:proofErr w:type="spellEnd"/>
+            <w:r>
+              <w:rPr>
+                <w:sz w:val="20"/>
+              </w:rPr>
+              <w:t xml:space="preserve"> </w:t>
+            </w:r>
+            <w:proofErr w:type="spellStart"/>
+            <w:r>
+              <w:rPr>
+                <w:sz w:val="20"/>
+              </w:rPr>
+              <w:t>técnica</w:t>
+            </w:r>
+            <w:proofErr w:type="spellEnd"/>
           </w:p>
         </w:tc>
         <w:tc>
@@ -2223,11 +3737,19 @@
             <w:pPr>
               <w:spacing w:after="40"/>
             </w:pPr>
+            <w:proofErr w:type="spellStart"/>
             <w:r>
               <w:rPr>
                 <w:sz w:val="20"/>
               </w:rPr>
-              <w:t>Semanas 1–16</w:t>
+              <w:t>Semanas</w:t>
+            </w:r>
+            <w:proofErr w:type="spellEnd"/>
+            <w:r>
+              <w:rPr>
+                <w:sz w:val="20"/>
+              </w:rPr>
+              <w:t xml:space="preserve"> 1–16</w:t>
             </w:r>
           </w:p>
         </w:tc>
@@ -2277,11 +3799,19 @@
             <w:pPr>
               <w:spacing w:after="40"/>
             </w:pPr>
+            <w:proofErr w:type="spellStart"/>
             <w:r>
               <w:rPr>
                 <w:sz w:val="20"/>
               </w:rPr>
-              <w:t>Semanas 15–18</w:t>
+              <w:t>Semanas</w:t>
+            </w:r>
+            <w:proofErr w:type="spellEnd"/>
+            <w:r>
+              <w:rPr>
+                <w:sz w:val="20"/>
+              </w:rPr>
+              <w:t xml:space="preserve"> 15–18</w:t>
             </w:r>
           </w:p>
         </w:tc>
@@ -2317,14 +3847,32 @@
       <w:pPr>
         <w:spacing w:after="280"/>
       </w:pPr>
+      <w:proofErr w:type="spellStart"/>
       <w:r>
         <w:rPr>
           <w:b/>
           <w:sz w:val="36"/>
         </w:rPr>
         <w:lastRenderedPageBreak/>
-        <w:t>Evidencias del proyecto</w:t>
-      </w:r>
+        <w:t>Evidencias</w:t>
+      </w:r>
+      <w:proofErr w:type="spellEnd"/>
+      <w:r>
+        <w:rPr>
+          <w:b/>
+          <w:sz w:val="36"/>
+        </w:rPr>
+        <w:t xml:space="preserve"> del </w:t>
+      </w:r>
+      <w:proofErr w:type="spellStart"/>
+      <w:r>
+        <w:rPr>
+          <w:b/>
+          <w:sz w:val="36"/>
+        </w:rPr>
+        <w:t>proyecto</w:t>
+      </w:r>
+      <w:proofErr w:type="spellEnd"/>
     </w:p>
     <w:tbl>
       <w:tblPr>
@@ -2369,6 +3917,7 @@
             <w:pPr>
               <w:spacing w:after="40"/>
             </w:pPr>
+            <w:proofErr w:type="spellStart"/>
             <w:r>
               <w:rPr>
                 <w:b/>
@@ -2376,6 +3925,7 @@
               </w:rPr>
               <w:t>Evidencia</w:t>
             </w:r>
+            <w:proofErr w:type="spellEnd"/>
           </w:p>
         </w:tc>
         <w:tc>
@@ -2389,6 +3939,7 @@
             <w:pPr>
               <w:spacing w:after="40"/>
             </w:pPr>
+            <w:proofErr w:type="spellStart"/>
             <w:r>
               <w:rPr>
                 <w:b/>
@@ -2396,6 +3947,7 @@
               </w:rPr>
               <w:t>Propósito</w:t>
             </w:r>
+            <w:proofErr w:type="spellEnd"/>
           </w:p>
         </w:tc>
       </w:tr>
@@ -2432,7 +3984,14 @@
                 <w:sz w:val="20"/>
                 <w:lang w:val="es-CL"/>
               </w:rPr>
-              <w:t>Documento de Definición y Alcance del Proyecto APT</w:t>
+              <w:t xml:space="preserve">Documento de </w:t>
+            </w:r>
+            <w:r>
+              <w:rPr>
+                <w:sz w:val="20"/>
+                <w:lang w:val="es-CL"/>
+              </w:rPr>
+              <w:t>Definición y Alcance del Proyecto APT</w:t>
             </w:r>
           </w:p>
         </w:tc>
@@ -2606,7 +4165,23 @@
                 <w:sz w:val="20"/>
                 <w:lang w:val="es-CL"/>
               </w:rPr>
-              <w:t>Prototipo funcional de Backend y API REST</w:t>
+              <w:t xml:space="preserve">Prototipo funcional de </w:t>
+            </w:r>
+            <w:proofErr w:type="spellStart"/>
+            <w:r>
+              <w:rPr>
+                <w:sz w:val="20"/>
+                <w:lang w:val="es-CL"/>
+              </w:rPr>
+              <w:t>Backend</w:t>
+            </w:r>
+            <w:proofErr w:type="spellEnd"/>
+            <w:r>
+              <w:rPr>
+                <w:sz w:val="20"/>
+                <w:lang w:val="es-CL"/>
+              </w:rPr>
+              <w:t xml:space="preserve"> y API REST</w:t>
             </w:r>
           </w:p>
         </w:tc>
@@ -2656,11 +4231,39 @@
             <w:pPr>
               <w:spacing w:after="40"/>
             </w:pPr>
+            <w:proofErr w:type="spellStart"/>
             <w:r>
               <w:rPr>
                 <w:sz w:val="20"/>
               </w:rPr>
-              <w:t>Prototipo Web Integrado (Frontend + Dashboard)</w:t>
+              <w:t>Prototipo</w:t>
+            </w:r>
+            <w:proofErr w:type="spellEnd"/>
+            <w:r>
+              <w:rPr>
+                <w:sz w:val="20"/>
+              </w:rPr>
+              <w:t xml:space="preserve"> Web </w:t>
+            </w:r>
+            <w:proofErr w:type="spellStart"/>
+            <w:r>
+              <w:rPr>
+                <w:sz w:val="20"/>
+              </w:rPr>
+              <w:t>Integrado</w:t>
+            </w:r>
+            <w:proofErr w:type="spellEnd"/>
+            <w:r>
+              <w:rPr>
+                <w:sz w:val="20"/>
+              </w:rPr>
+              <w:t xml:space="preserve"> (Frontend + </w:t>
+            </w:r>
+            <w:r>
+              <w:rPr>
+                <w:sz w:val="20"/>
+              </w:rPr>
+              <w:t>Dashboard)</w:t>
             </w:r>
           </w:p>
         </w:tc>
@@ -2796,7 +4399,14 @@
                 <w:sz w:val="20"/>
                 <w:lang w:val="es-CL"/>
               </w:rPr>
-              <w:t>Garantizar la reproducibilidad del proyecto y su comprensión por terceros.</w:t>
+              <w:t xml:space="preserve">Garantizar la </w:t>
+            </w:r>
+            <w:r>
+              <w:rPr>
+                <w:sz w:val="20"/>
+                <w:lang w:val="es-CL"/>
+              </w:rPr>
+              <w:t>reproducibilidad del proyecto y su comprensión por terceros.</w:t>
             </w:r>
           </w:p>
         </w:tc>
@@ -2851,7 +4461,27 @@
         <w:rPr>
           <w:lang w:val="es-CL"/>
         </w:rPr>
-        <w:t>La definición de NexuStock me permitió transformar un problema que conocíamos de forma general</w:t>
+        <w:t xml:space="preserve">La definición de </w:t>
+      </w:r>
+      <w:proofErr w:type="spellStart"/>
+      <w:r>
+        <w:rPr>
+          <w:lang w:val="es-CL"/>
+        </w:rPr>
+        <w:t>NexuStock</w:t>
+      </w:r>
+      <w:proofErr w:type="spellEnd"/>
+      <w:r>
+        <w:rPr>
+          <w:lang w:val="es-CL"/>
+        </w:rPr>
+        <w:t xml:space="preserve"> me permitió transformar un problema que conocíamos de forma general</w:t>
+      </w:r>
+      <w:r>
+        <w:rPr>
+          <w:lang w:val="es-CL"/>
+        </w:rPr>
+        <w:t>:</w:t>
       </w:r>
       <w:r>
         <w:rPr>
@@ -2875,7 +4505,47 @@
         <w:rPr>
           <w:lang w:val="es-CL"/>
         </w:rPr>
-        <w:t>en una propuesta de proyecto estructurada y realizable dentro de Capstone. El proceso de definición permitió establecer con claridad el problema a resolver (quiebre de stock y sobreinventario), qué valor debe entregar la plataforma y cuáles serán los límites iniciales de su desarrollo.</w:t>
+        <w:t>en una pro</w:t>
+      </w:r>
+      <w:r>
+        <w:rPr>
+          <w:lang w:val="es-CL"/>
+        </w:rPr>
+        <w:t xml:space="preserve">puesta de proyecto estructurada y realizable dentro de </w:t>
+      </w:r>
+      <w:proofErr w:type="spellStart"/>
+      <w:r>
+        <w:rPr>
+          <w:lang w:val="es-CL"/>
+        </w:rPr>
+        <w:t>Capstone</w:t>
+      </w:r>
+      <w:proofErr w:type="spellEnd"/>
+      <w:r>
+        <w:rPr>
+          <w:lang w:val="es-CL"/>
+        </w:rPr>
+        <w:t xml:space="preserve">. El proceso de definición permitió establecer con claridad el problema a resolver (quiebre de stock y </w:t>
+      </w:r>
+      <w:proofErr w:type="spellStart"/>
+      <w:r>
+        <w:rPr>
+          <w:lang w:val="es-CL"/>
+        </w:rPr>
+        <w:t>sobreinventario</w:t>
+      </w:r>
+      <w:proofErr w:type="spellEnd"/>
+      <w:r>
+        <w:rPr>
+          <w:lang w:val="es-CL"/>
+        </w:rPr>
+        <w:t>), qué valor debe entregar la plataforma y cuáles serán los límites inicial</w:t>
+      </w:r>
+      <w:r>
+        <w:rPr>
+          <w:lang w:val="es-CL"/>
+        </w:rPr>
+        <w:t>es de su desarrollo.</w:t>
       </w:r>
     </w:p>
     <w:p>
@@ -2889,7 +4559,41 @@
         <w:rPr>
           <w:lang w:val="es-CL"/>
         </w:rPr>
-        <w:t>Considero que una de las principales fortalezas del proyecto es su relación directa con competencias de Ingeniería en Informática y con una problemática que puede validarse con datos reales de un negocio real. La división de roles entre Manuel y yo permite abordar en paralelo arquitectura, backend, datos y modelamiento predictivo, mientras que la planificación en sprints quincenales facilita controlar el alcance durante las 10 semanas efectivas de desarrollo.</w:t>
+        <w:t>Considero que una de las principales fortalezas del proyecto es su relación directa con competencias de Ingeniería en Informática y con una problemática que puede validarse con datos reales de un negocio real. La división de roles entr</w:t>
+      </w:r>
+      <w:r>
+        <w:rPr>
+          <w:lang w:val="es-CL"/>
+        </w:rPr>
+        <w:t xml:space="preserve">e Manuel y yo permite abordar en paralelo arquitectura, </w:t>
+      </w:r>
+      <w:proofErr w:type="spellStart"/>
+      <w:r>
+        <w:rPr>
+          <w:lang w:val="es-CL"/>
+        </w:rPr>
+        <w:t>backend</w:t>
+      </w:r>
+      <w:proofErr w:type="spellEnd"/>
+      <w:r>
+        <w:rPr>
+          <w:lang w:val="es-CL"/>
+        </w:rPr>
+        <w:t xml:space="preserve">, datos y modelamiento predictivo, mientras que la planificación en </w:t>
+      </w:r>
+      <w:proofErr w:type="spellStart"/>
+      <w:r>
+        <w:rPr>
+          <w:lang w:val="es-CL"/>
+        </w:rPr>
+        <w:t>sprints</w:t>
+      </w:r>
+      <w:proofErr w:type="spellEnd"/>
+      <w:r>
+        <w:rPr>
+          <w:lang w:val="es-CL"/>
+        </w:rPr>
+        <w:t xml:space="preserve"> quincenales facilita controlar el alcance durante las 10 semanas efectivas de desarrollo.</w:t>
       </w:r>
     </w:p>
     <w:p>
@@ -2903,7 +4607,47 @@
         <w:rPr>
           <w:lang w:val="es-CL"/>
         </w:rPr>
-        <w:t>Al finalizar esta fase, considero que NexuStock cuenta con una definición suficientemente clara para avanzar hacia su desarrollo, aunque existen decisiones técnicas que aún debemos terminar de resolver en las próximas semanas, particularmente en torno a la incorporación de datos de 2023 y 2024 para complementar el dataset de 2022 con el que ya contamos.</w:t>
+        <w:t>Al finalizar esta fase, con</w:t>
+      </w:r>
+      <w:r>
+        <w:rPr>
+          <w:lang w:val="es-CL"/>
+        </w:rPr>
+        <w:t xml:space="preserve">sidero que </w:t>
+      </w:r>
+      <w:proofErr w:type="spellStart"/>
+      <w:r>
+        <w:rPr>
+          <w:lang w:val="es-CL"/>
+        </w:rPr>
+        <w:t>NexuStock</w:t>
+      </w:r>
+      <w:proofErr w:type="spellEnd"/>
+      <w:r>
+        <w:rPr>
+          <w:lang w:val="es-CL"/>
+        </w:rPr>
+        <w:t xml:space="preserve"> cuenta con una definición suficientemente clara para avanzar hacia su desarrollo, aunque existen decisiones técnicas que aún debemos terminar de resolver en las próximas semanas, particularmente en torno a la incorporación de datos de </w:t>
+      </w:r>
+      <w:r>
+        <w:rPr>
+          <w:lang w:val="es-CL"/>
+        </w:rPr>
+        <w:t xml:space="preserve">2023 y 2024 para complementar el </w:t>
+      </w:r>
+      <w:proofErr w:type="spellStart"/>
+      <w:r>
+        <w:rPr>
+          <w:lang w:val="es-CL"/>
+        </w:rPr>
+        <w:t>dataset</w:t>
+      </w:r>
+      <w:proofErr w:type="spellEnd"/>
+      <w:r>
+        <w:rPr>
+          <w:lang w:val="es-CL"/>
+        </w:rPr>
+        <w:t xml:space="preserve"> de 2022 con el que ya contamos.</w:t>
       </w:r>
     </w:p>
     <w:p>
@@ -2947,7 +4691,13 @@
         <w:rPr>
           <w:lang w:val="es-CL"/>
         </w:rPr>
-        <w:t>Durante esta fase comprendí que definir correctamente un proyecto exige mucho más que enumerar funcionalidades: fue necesario primero delimitar con precisión el problema, entender por qué ocurre (decisiones de compra basadas en intuición, sin indicadores de respaldo) y definir qué resultado concreto debía entregar la solución para que ese problema disminuyera.</w:t>
+        <w:t>Durante esta fase comprendí que definir correctamente un proyecto exige mucho más que enumerar funcionalidades: fue necesario primero delimitar con precisión el</w:t>
+      </w:r>
+      <w:r>
+        <w:rPr>
+          <w:lang w:val="es-CL"/>
+        </w:rPr>
+        <w:t xml:space="preserve"> problema, entender por qué ocurre (decisiones de compra basadas en intuición, sin indicadores de respaldo) y definir qué resultado concreto debía entregar la solución para que ese problema disminuyera.</w:t>
       </w:r>
     </w:p>
     <w:p>
@@ -2961,7 +4711,19 @@
         <w:rPr>
           <w:lang w:val="es-CL"/>
         </w:rPr>
-        <w:t>Uno de los aprendizajes más importantes fue comprender que el modelo predictivo, por sí solo, no resuelve nada: su valor está en alimentar un motor de reglas simple que traduzca una predicción de demanda en una recomendación de compra o una alerta de quiebre de stock que cualquier persona sin conocimientos técnicos pueda entender. Esta distinción entre el modelo y la capa de decisión de negocio cambió la forma en que dimensioné el alcance técnico del proyecto.</w:t>
+        <w:t>Uno de los aprendizajes más importantes fue comprende</w:t>
+      </w:r>
+      <w:r>
+        <w:rPr>
+          <w:lang w:val="es-CL"/>
+        </w:rPr>
+        <w:t>r que el modelo predictivo, por sí solo, no resuelve nada: su valor está en alimentar un motor de reglas simple que traduzca una predicción de demanda en una recomendación de compra o una alerta de quiebre de stock que cualquier persona sin conocimientos t</w:t>
+      </w:r>
+      <w:r>
+        <w:rPr>
+          <w:lang w:val="es-CL"/>
+        </w:rPr>
+        <w:t>écnicos pueda entender. Esta distinción entre el modelo y la capa de decisión de negocio cambió la forma en que dimensioné el alcance técnico del proyecto.</w:t>
       </w:r>
     </w:p>
     <w:p>
@@ -2975,7 +4737,69 @@
         <w:rPr>
           <w:lang w:val="es-CL"/>
         </w:rPr>
-        <w:t>También pude identificar que mi principal fortaleza, relacionada con arquitectura y desarrollo backend, tiene una aplicación directa y central en NexuStock, mientras que el proyecto me exige coordinar de cerca con Manuel en la interfaz entre el backend y el motor de Machine Learning, un área en la que puedo seguir desarrollando mayor criterio técnico.</w:t>
+        <w:t xml:space="preserve">También pude identificar que mi principal fortaleza, relacionada con arquitectura y desarrollo </w:t>
+      </w:r>
+      <w:proofErr w:type="spellStart"/>
+      <w:r>
+        <w:rPr>
+          <w:lang w:val="es-CL"/>
+        </w:rPr>
+        <w:t>backe</w:t>
+      </w:r>
+      <w:r>
+        <w:rPr>
+          <w:lang w:val="es-CL"/>
+        </w:rPr>
+        <w:t>nd</w:t>
+      </w:r>
+      <w:proofErr w:type="spellEnd"/>
+      <w:r>
+        <w:rPr>
+          <w:lang w:val="es-CL"/>
+        </w:rPr>
+        <w:t xml:space="preserve">, tiene una aplicación directa y central en </w:t>
+      </w:r>
+      <w:proofErr w:type="spellStart"/>
+      <w:r>
+        <w:rPr>
+          <w:lang w:val="es-CL"/>
+        </w:rPr>
+        <w:t>NexuStock</w:t>
+      </w:r>
+      <w:proofErr w:type="spellEnd"/>
+      <w:r>
+        <w:rPr>
+          <w:lang w:val="es-CL"/>
+        </w:rPr>
+        <w:t xml:space="preserve">, mientras que el proyecto me exige coordinar de cerca con Manuel en la interfaz entre el </w:t>
+      </w:r>
+      <w:proofErr w:type="spellStart"/>
+      <w:r>
+        <w:rPr>
+          <w:lang w:val="es-CL"/>
+        </w:rPr>
+        <w:t>backend</w:t>
+      </w:r>
+      <w:proofErr w:type="spellEnd"/>
+      <w:r>
+        <w:rPr>
+          <w:lang w:val="es-CL"/>
+        </w:rPr>
+        <w:t xml:space="preserve"> y el motor de Machine </w:t>
+      </w:r>
+      <w:proofErr w:type="spellStart"/>
+      <w:r>
+        <w:rPr>
+          <w:lang w:val="es-CL"/>
+        </w:rPr>
+        <w:t>Learning</w:t>
+      </w:r>
+      <w:proofErr w:type="spellEnd"/>
+      <w:r>
+        <w:rPr>
+          <w:lang w:val="es-CL"/>
+        </w:rPr>
+        <w:t>, un área en la que puedo seguir desarrollando mayor criterio técnico.</w:t>
       </w:r>
     </w:p>
     <w:p>
@@ -2989,7 +4813,13 @@
         <w:rPr>
           <w:lang w:val="es-CL"/>
         </w:rPr>
-        <w:t xml:space="preserve">Considero que la principal oportunidad de mejora para las siguientes fases será mantener la disciplina de datos que definimos </w:t>
+        <w:t>Co</w:t>
+      </w:r>
+      <w:r>
+        <w:rPr>
+          <w:lang w:val="es-CL"/>
+        </w:rPr>
+        <w:t xml:space="preserve">nsidero que la principal oportunidad de mejora para las siguientes fases será mantener la disciplina de datos que definimos </w:t>
       </w:r>
       <w:r>
         <w:rPr>
@@ -3007,25 +4837,25 @@
         <w:rPr>
           <w:lang w:val="es-CL"/>
         </w:rPr>
+        <w:t xml:space="preserve"> 2022 y 2023, y reservar 2024 para prueba, incluyendo un análisis segmentado en fechas festivas</w:t>
+      </w:r>
+      <w:r>
+        <w:rPr>
+          <w:lang w:val="es-CL"/>
+        </w:rPr>
         <w:t>,</w:t>
       </w:r>
       <w:r>
         <w:rPr>
           <w:lang w:val="es-CL"/>
         </w:rPr>
-        <w:t xml:space="preserve"> 2022 y 2023, y reservar 2024 para prueba, incluyendo un análisis segmentado en fechas festivas</w:t>
-      </w:r>
-      <w:r>
-        <w:rPr>
-          <w:lang w:val="es-CL"/>
-        </w:rPr>
-        <w:t>,</w:t>
-      </w:r>
-      <w:r>
-        <w:rPr>
-          <w:lang w:val="es-CL"/>
-        </w:rPr>
-        <w:t xml:space="preserve"> evitando la tentación de ajustar el plan de datos sobre la marcha sin volver a validarlo con mi compañero y con el docente tutor.</w:t>
+        <w:t xml:space="preserve"> evitando la tentación </w:t>
+      </w:r>
+      <w:r>
+        <w:rPr>
+          <w:lang w:val="es-CL"/>
+        </w:rPr>
+        <w:t>de ajustar el plan de datos sobre la marcha sin volver a validarlo con mi compañero y con el docente tutor.</w:t>
       </w:r>
     </w:p>
     <w:p>
@@ -3050,7 +4880,7 @@
 </file>
 
 <file path=word/endnotes.xml><?xml version="1.0" encoding="utf-8"?>
-<w:endnotes xmlns:wpc="http://schemas.microsoft.com/office/word/2010/wordprocessingCanvas" xmlns:cx="http://schemas.microsoft.com/office/drawing/2014/chartex" xmlns:cx1="http://schemas.microsoft.com/office/drawing/2015/9/8/chartex" xmlns:cx2="http://schemas.microsoft.com/office/drawing/2015/10/21/chartex" xmlns:cx3="http://schemas.microsoft.com/office/drawing/2016/5/9/chartex" xmlns:cx4="http://schemas.microsoft.com/office/drawing/2016/5/10/chartex" xmlns:cx5="http://schemas.microsoft.com/office/drawing/2016/5/11/chartex" xmlns:cx6="http://schemas.microsoft.com/office/drawing/2016/5/12/chartex" xmlns:cx7="http://schemas.microsoft.com/office/drawing/2016/5/13/chartex" xmlns:cx8="http://schemas.microsoft.com/office/drawing/2016/5/14/chartex" xmlns:mc="http://schemas.openxmlformats.org/markup-compatibility/2006" xmlns:aink="http://schemas.microsoft.com/office/drawing/2016/ink" xmlns:am3d="http://schemas.microsoft.com/office/drawing/2017/model3d" xmlns:o="urn:schemas-microsoft-com:office:office" xmlns:oel="http://schemas.microsoft.com/office/2019/extlst" xmlns:r="http://schemas.openxmlformats.org/officeDocument/2006/relationships" xmlns:m="http://schemas.openxmlformats.org/officeDocument/2006/math" xmlns:v="urn:schemas-microsoft-com:vml" xmlns:wp14="http://schemas.microsoft.com/office/word/2010/wordprocessingDrawing" xmlns:wp="http://schemas.openxmlformats.org/drawingml/2006/wordprocessingDrawing" xmlns:w10="urn:schemas-microsoft-com:office:word" xmlns:w="http://schemas.openxmlformats.org/wordprocessingml/2006/main" xmlns:w14="http://schemas.microsoft.com/office/word/2010/wordml" xmlns:w15="http://schemas.microsoft.com/office/word/2012/wordml" xmlns:w16cex="http://schemas.microsoft.com/office/word/2018/wordml/cex" xmlns:w16cid="http://schemas.microsoft.com/office/word/2016/wordml/cid" xmlns:w16="http://schemas.microsoft.com/office/word/2018/wordml" xmlns:w16du="http://schemas.microsoft.com/office/word/2023/wordml/word16du" xmlns:w16sdtdh="http://schemas.microsoft.com/office/word/2020/wordml/sdtdatahash" xmlns:w16sdtfl="http://schemas.microsoft.com/office/word/2024/wordml/sdtformatlock" xmlns:w16se="http://schemas.microsoft.com/office/word/2015/wordml/symex" xmlns:wpg="http://schemas.microsoft.com/office/word/2010/wordprocessingGroup" xmlns:wpi="http://schemas.microsoft.com/office/word/2010/wordprocessingInk" xmlns:wne="http://schemas.microsoft.com/office/word/2006/wordml" xmlns:wps="http://schemas.microsoft.com/office/word/2010/wordprocessingShape" mc:Ignorable="w14 w15 w16se w16cid w16 w16cex w16sdtdh w16sdtfl w16du wp14">
+<w:endnotes xmlns:wpc="http://schemas.microsoft.com/office/word/2010/wordprocessingCanvas" xmlns:cx="http://schemas.microsoft.com/office/drawing/2014/chartex" xmlns:cx1="http://schemas.microsoft.com/office/drawing/2015/9/8/chartex" xmlns:cx2="http://schemas.microsoft.com/office/drawing/2015/10/21/chartex" xmlns:cx3="http://schemas.microsoft.com/office/drawing/2016/5/9/chartex" xmlns:cx4="http://schemas.microsoft.com/office/drawing/2016/5/10/chartex" xmlns:cx5="http://schemas.microsoft.com/office/drawing/2016/5/11/chartex" xmlns:cx6="http://schemas.microsoft.com/office/drawing/2016/5/12/chartex" xmlns:cx7="http://schemas.microsoft.com/office/drawing/2016/5/13/chartex" xmlns:cx8="http://schemas.microsoft.com/office/drawing/2016/5/14/chartex" xmlns:mc="http://schemas.openxmlformats.org/markup-compatibility/2006" xmlns:aink="http://schemas.microsoft.com/office/drawing/2016/ink" xmlns:am3d="http://schemas.microsoft.com/office/drawing/2017/model3d" xmlns:o="urn:schemas-microsoft-com:office:office" xmlns:r="http://schemas.openxmlformats.org/officeDocument/2006/relationships" xmlns:m="http://schemas.openxmlformats.org/officeDocument/2006/math" xmlns:v="urn:schemas-microsoft-com:vml" xmlns:wp14="http://schemas.microsoft.com/office/word/2010/wordprocessingDrawing" xmlns:wp="http://schemas.openxmlformats.org/drawingml/2006/wordprocessingDrawing" xmlns:w10="urn:schemas-microsoft-com:office:word" xmlns:w="http://schemas.openxmlformats.org/wordprocessingml/2006/main" xmlns:w14="http://schemas.microsoft.com/office/word/2010/wordml" xmlns:w15="http://schemas.microsoft.com/office/word/2012/wordml" xmlns:w16cex="http://schemas.microsoft.com/office/word/2018/wordml/cex" xmlns:w16cid="http://schemas.microsoft.com/office/word/2016/wordml/cid" xmlns:w16="http://schemas.microsoft.com/office/word/2018/wordml" xmlns:w16sdtdh="http://schemas.microsoft.com/office/word/2020/wordml/sdtdatahash" xmlns:w16se="http://schemas.microsoft.com/office/word/2015/wordml/symex" xmlns:wpg="http://schemas.microsoft.com/office/word/2010/wordprocessingGroup" xmlns:wpi="http://schemas.microsoft.com/office/word/2010/wordprocessingInk" xmlns:wne="http://schemas.microsoft.com/office/word/2006/wordml" xmlns:wps="http://schemas.microsoft.com/office/word/2010/wordprocessingShape" mc:Ignorable="w14 w15 w16se w16cid w16 w16cex w16sdtdh wp14">
   <w:endnote w:type="separator" w:id="-1">
     <w:p>
       <w:pPr>
@@ -3075,7 +4905,7 @@
 </file>
 
 <file path=word/footer1.xml><?xml version="1.0" encoding="utf-8"?>
-<w:ftr xmlns:wpc="http://schemas.microsoft.com/office/word/2010/wordprocessingCanvas" xmlns:cx="http://schemas.microsoft.com/office/drawing/2014/chartex" xmlns:cx1="http://schemas.microsoft.com/office/drawing/2015/9/8/chartex" xmlns:cx2="http://schemas.microsoft.com/office/drawing/2015/10/21/chartex" xmlns:cx3="http://schemas.microsoft.com/office/drawing/2016/5/9/chartex" xmlns:cx4="http://schemas.microsoft.com/office/drawing/2016/5/10/chartex" xmlns:cx5="http://schemas.microsoft.com/office/drawing/2016/5/11/chartex" xmlns:cx6="http://schemas.microsoft.com/office/drawing/2016/5/12/chartex" xmlns:cx7="http://schemas.microsoft.com/office/drawing/2016/5/13/chartex" xmlns:cx8="http://schemas.microsoft.com/office/drawing/2016/5/14/chartex" xmlns:mc="http://schemas.openxmlformats.org/markup-compatibility/2006" xmlns:aink="http://schemas.microsoft.com/office/drawing/2016/ink" xmlns:am3d="http://schemas.microsoft.com/office/drawing/2017/model3d" xmlns:o="urn:schemas-microsoft-com:office:office" xmlns:oel="http://schemas.microsoft.com/office/2019/extlst" xmlns:r="http://schemas.openxmlformats.org/officeDocument/2006/relationships" xmlns:m="http://schemas.openxmlformats.org/officeDocument/2006/math" xmlns:v="urn:schemas-microsoft-com:vml" xmlns:wp14="http://schemas.microsoft.com/office/word/2010/wordprocessingDrawing" xmlns:wp="http://schemas.openxmlformats.org/drawingml/2006/wordprocessingDrawing" xmlns:w10="urn:schemas-microsoft-com:office:word" xmlns:w="http://schemas.openxmlformats.org/wordprocessingml/2006/main" xmlns:w14="http://schemas.microsoft.com/office/word/2010/wordml" xmlns:w15="http://schemas.microsoft.com/office/word/2012/wordml" xmlns:w16cex="http://schemas.microsoft.com/office/word/2018/wordml/cex" xmlns:w16cid="http://schemas.microsoft.com/office/word/2016/wordml/cid" xmlns:w16="http://schemas.microsoft.com/office/word/2018/wordml" xmlns:w16du="http://schemas.microsoft.com/office/word/2023/wordml/word16du" xmlns:w16sdtdh="http://schemas.microsoft.com/office/word/2020/wordml/sdtdatahash" xmlns:w16sdtfl="http://schemas.microsoft.com/office/word/2024/wordml/sdtformatlock" xmlns:w16se="http://schemas.microsoft.com/office/word/2015/wordml/symex" xmlns:wpg="http://schemas.microsoft.com/office/word/2010/wordprocessingGroup" xmlns:wpi="http://schemas.microsoft.com/office/word/2010/wordprocessingInk" xmlns:wne="http://schemas.microsoft.com/office/word/2006/wordml" xmlns:wps="http://schemas.microsoft.com/office/word/2010/wordprocessingShape" mc:Ignorable="w14 w15 w16se w16cid w16 w16cex w16sdtdh w16sdtfl w16du wp14">
+<w:ftr xmlns:wpc="http://schemas.microsoft.com/office/word/2010/wordprocessingCanvas" xmlns:cx="http://schemas.microsoft.com/office/drawing/2014/chartex" xmlns:cx1="http://schemas.microsoft.com/office/drawing/2015/9/8/chartex" xmlns:cx2="http://schemas.microsoft.com/office/drawing/2015/10/21/chartex" xmlns:cx3="http://schemas.microsoft.com/office/drawing/2016/5/9/chartex" xmlns:cx4="http://schemas.microsoft.com/office/drawing/2016/5/10/chartex" xmlns:cx5="http://schemas.microsoft.com/office/drawing/2016/5/11/chartex" xmlns:cx6="http://schemas.microsoft.com/office/drawing/2016/5/12/chartex" xmlns:cx7="http://schemas.microsoft.com/office/drawing/2016/5/13/chartex" xmlns:cx8="http://schemas.microsoft.com/office/drawing/2016/5/14/chartex" xmlns:mc="http://schemas.openxmlformats.org/markup-compatibility/2006" xmlns:aink="http://schemas.microsoft.com/office/drawing/2016/ink" xmlns:am3d="http://schemas.microsoft.com/office/drawing/2017/model3d" xmlns:o="urn:schemas-microsoft-com:office:office" xmlns:r="http://schemas.openxmlformats.org/officeDocument/2006/relationships" xmlns:m="http://schemas.openxmlformats.org/officeDocument/2006/math" xmlns:v="urn:schemas-microsoft-com:vml" xmlns:wp14="http://schemas.microsoft.com/office/word/2010/wordprocessingDrawing" xmlns:wp="http://schemas.openxmlformats.org/drawingml/2006/wordprocessingDrawing" xmlns:w10="urn:schemas-microsoft-com:office:word" xmlns:w="http://schemas.openxmlformats.org/wordprocessingml/2006/main" xmlns:w14="http://schemas.microsoft.com/office/word/2010/wordml" xmlns:w15="http://schemas.microsoft.com/office/word/2012/wordml" xmlns:w16cex="http://schemas.microsoft.com/office/word/2018/wordml/cex" xmlns:w16cid="http://schemas.microsoft.com/office/word/2016/wordml/cid" xmlns:w16="http://schemas.microsoft.com/office/word/2018/wordml" xmlns:w16sdtdh="http://schemas.microsoft.com/office/word/2020/wordml/sdtdatahash" xmlns:w16se="http://schemas.microsoft.com/office/word/2015/wordml/symex" xmlns:wpg="http://schemas.microsoft.com/office/word/2010/wordprocessingGroup" xmlns:wpi="http://schemas.microsoft.com/office/word/2010/wordprocessingInk" xmlns:wne="http://schemas.microsoft.com/office/word/2006/wordml" xmlns:wps="http://schemas.microsoft.com/office/word/2010/wordprocessingShape" mc:Ignorable="w14 w15 w16se w16cid w16 w16cex w16sdtdh wp14">
   <w:p>
     <w:pPr>
       <w:pStyle w:val="Piedepgina"/>
@@ -3101,7 +4931,7 @@
 </file>
 
 <file path=word/footnotes.xml><?xml version="1.0" encoding="utf-8"?>
-<w:footnotes xmlns:wpc="http://schemas.microsoft.com/office/word/2010/wordprocessingCanvas" xmlns:cx="http://schemas.microsoft.com/office/drawing/2014/chartex" xmlns:cx1="http://schemas.microsoft.com/office/drawing/2015/9/8/chartex" xmlns:cx2="http://schemas.microsoft.com/office/drawing/2015/10/21/chartex" xmlns:cx3="http://schemas.microsoft.com/office/drawing/2016/5/9/chartex" xmlns:cx4="http://schemas.microsoft.com/office/drawing/2016/5/10/chartex" xmlns:cx5="http://schemas.microsoft.com/office/drawing/2016/5/11/chartex" xmlns:cx6="http://schemas.microsoft.com/office/drawing/2016/5/12/chartex" xmlns:cx7="http://schemas.microsoft.com/office/drawing/2016/5/13/chartex" xmlns:cx8="http://schemas.microsoft.com/office/drawing/2016/5/14/chartex" xmlns:mc="http://schemas.openxmlformats.org/markup-compatibility/2006" xmlns:aink="http://schemas.microsoft.com/office/drawing/2016/ink" xmlns:am3d="http://schemas.microsoft.com/office/drawing/2017/model3d" xmlns:o="urn:schemas-microsoft-com:office:office" xmlns:oel="http://schemas.microsoft.com/office/2019/extlst" xmlns:r="http://schemas.openxmlformats.org/officeDocument/2006/relationships" xmlns:m="http://schemas.openxmlformats.org/officeDocument/2006/math" xmlns:v="urn:schemas-microsoft-com:vml" xmlns:wp14="http://schemas.microsoft.com/office/word/2010/wordprocessingDrawing" xmlns:wp="http://schemas.openxmlformats.org/drawingml/2006/wordprocessingDrawing" xmlns:w10="urn:schemas-microsoft-com:office:word" xmlns:w="http://schemas.openxmlformats.org/wordprocessingml/2006/main" xmlns:w14="http://schemas.microsoft.com/office/word/2010/wordml" xmlns:w15="http://schemas.microsoft.com/office/word/2012/wordml" xmlns:w16cex="http://schemas.microsoft.com/office/word/2018/wordml/cex" xmlns:w16cid="http://schemas.microsoft.com/office/word/2016/wordml/cid" xmlns:w16="http://schemas.microsoft.com/office/word/2018/wordml" xmlns:w16du="http://schemas.microsoft.com/office/word/2023/wordml/word16du" xmlns:w16sdtdh="http://schemas.microsoft.com/office/word/2020/wordml/sdtdatahash" xmlns:w16sdtfl="http://schemas.microsoft.com/office/word/2024/wordml/sdtformatlock" xmlns:w16se="http://schemas.microsoft.com/office/word/2015/wordml/symex" xmlns:wpg="http://schemas.microsoft.com/office/word/2010/wordprocessingGroup" xmlns:wpi="http://schemas.microsoft.com/office/word/2010/wordprocessingInk" xmlns:wne="http://schemas.microsoft.com/office/word/2006/wordml" xmlns:wps="http://schemas.microsoft.com/office/word/2010/wordprocessingShape" mc:Ignorable="w14 w15 w16se w16cid w16 w16cex w16sdtdh w16sdtfl w16du wp14">
+<w:footnotes xmlns:wpc="http://schemas.microsoft.com/office/word/2010/wordprocessingCanvas" xmlns:cx="http://schemas.microsoft.com/office/drawing/2014/chartex" xmlns:cx1="http://schemas.microsoft.com/office/drawing/2015/9/8/chartex" xmlns:cx2="http://schemas.microsoft.com/office/drawing/2015/10/21/chartex" xmlns:cx3="http://schemas.microsoft.com/office/drawing/2016/5/9/chartex" xmlns:cx4="http://schemas.microsoft.com/office/drawing/2016/5/10/chartex" xmlns:cx5="http://schemas.microsoft.com/office/drawing/2016/5/11/chartex" xmlns:cx6="http://schemas.microsoft.com/office/drawing/2016/5/12/chartex" xmlns:cx7="http://schemas.microsoft.com/office/drawing/2016/5/13/chartex" xmlns:cx8="http://schemas.microsoft.com/office/drawing/2016/5/14/chartex" xmlns:mc="http://schemas.openxmlformats.org/markup-compatibility/2006" xmlns:aink="http://schemas.microsoft.com/office/drawing/2016/ink" xmlns:am3d="http://schemas.microsoft.com/office/drawing/2017/model3d" xmlns:o="urn:schemas-microsoft-com:office:office" xmlns:r="http://schemas.openxmlformats.org/officeDocument/2006/relationships" xmlns:m="http://schemas.openxmlformats.org/officeDocument/2006/math" xmlns:v="urn:schemas-microsoft-com:vml" xmlns:wp14="http://schemas.microsoft.com/office/word/2010/wordprocessingDrawing" xmlns:wp="http://schemas.openxmlformats.org/drawingml/2006/wordprocessingDrawing" xmlns:w10="urn:schemas-microsoft-com:office:word" xmlns:w="http://schemas.openxmlformats.org/wordprocessingml/2006/main" xmlns:w14="http://schemas.microsoft.com/office/word/2010/wordml" xmlns:w15="http://schemas.microsoft.com/office/word/2012/wordml" xmlns:w16cex="http://schemas.microsoft.com/office/word/2018/wordml/cex" xmlns:w16cid="http://schemas.microsoft.com/office/word/2016/wordml/cid" xmlns:w16="http://schemas.microsoft.com/office/word/2018/wordml" xmlns:w16sdtdh="http://schemas.microsoft.com/office/word/2020/wordml/sdtdatahash" xmlns:w16se="http://schemas.microsoft.com/office/word/2015/wordml/symex" xmlns:wpg="http://schemas.microsoft.com/office/word/2010/wordprocessingGroup" xmlns:wpi="http://schemas.microsoft.com/office/word/2010/wordprocessingInk" xmlns:wne="http://schemas.microsoft.com/office/word/2006/wordml" xmlns:wps="http://schemas.microsoft.com/office/word/2010/wordprocessingShape" mc:Ignorable="w14 w15 w16se w16cid w16 w16cex w16sdtdh wp14">
   <w:footnote w:type="separator" w:id="-1">
     <w:p>
       <w:pPr>
@@ -3126,7 +4956,7 @@
 </file>
 
 <file path=word/header1.xml><?xml version="1.0" encoding="utf-8"?>
-<w:hdr xmlns:wpc="http://schemas.microsoft.com/office/word/2010/wordprocessingCanvas" xmlns:cx="http://schemas.microsoft.com/office/drawing/2014/chartex" xmlns:cx1="http://schemas.microsoft.com/office/drawing/2015/9/8/chartex" xmlns:cx2="http://schemas.microsoft.com/office/drawing/2015/10/21/chartex" xmlns:cx3="http://schemas.microsoft.com/office/drawing/2016/5/9/chartex" xmlns:cx4="http://schemas.microsoft.com/office/drawing/2016/5/10/chartex" xmlns:cx5="http://schemas.microsoft.com/office/drawing/2016/5/11/chartex" xmlns:cx6="http://schemas.microsoft.com/office/drawing/2016/5/12/chartex" xmlns:cx7="http://schemas.microsoft.com/office/drawing/2016/5/13/chartex" xmlns:cx8="http://schemas.microsoft.com/office/drawing/2016/5/14/chartex" xmlns:mc="http://schemas.openxmlformats.org/markup-compatibility/2006" xmlns:aink="http://schemas.microsoft.com/office/drawing/2016/ink" xmlns:am3d="http://schemas.microsoft.com/office/drawing/2017/model3d" xmlns:o="urn:schemas-microsoft-com:office:office" xmlns:oel="http://schemas.microsoft.com/office/2019/extlst" xmlns:r="http://schemas.openxmlformats.org/officeDocument/2006/relationships" xmlns:m="http://schemas.openxmlformats.org/officeDocument/2006/math" xmlns:v="urn:schemas-microsoft-com:vml" xmlns:wp14="http://schemas.microsoft.com/office/word/2010/wordprocessingDrawing" xmlns:wp="http://schemas.openxmlformats.org/drawingml/2006/wordprocessingDrawing" xmlns:w10="urn:schemas-microsoft-com:office:word" xmlns:w="http://schemas.openxmlformats.org/wordprocessingml/2006/main" xmlns:w14="http://schemas.microsoft.com/office/word/2010/wordml" xmlns:w15="http://schemas.microsoft.com/office/word/2012/wordml" xmlns:w16cex="http://schemas.microsoft.com/office/word/2018/wordml/cex" xmlns:w16cid="http://schemas.microsoft.com/office/word/2016/wordml/cid" xmlns:w16="http://schemas.microsoft.com/office/word/2018/wordml" xmlns:w16du="http://schemas.microsoft.com/office/word/2023/wordml/word16du" xmlns:w16sdtdh="http://schemas.microsoft.com/office/word/2020/wordml/sdtdatahash" xmlns:w16sdtfl="http://schemas.microsoft.com/office/word/2024/wordml/sdtformatlock" xmlns:w16se="http://schemas.microsoft.com/office/word/2015/wordml/symex" xmlns:wpg="http://schemas.microsoft.com/office/word/2010/wordprocessingGroup" xmlns:wpi="http://schemas.microsoft.com/office/word/2010/wordprocessingInk" xmlns:wne="http://schemas.microsoft.com/office/word/2006/wordml" xmlns:wps="http://schemas.microsoft.com/office/word/2010/wordprocessingShape" mc:Ignorable="w14 w15 w16se w16cid w16 w16cex w16sdtdh w16sdtfl w16du wp14">
+<w:hdr xmlns:wpc="http://schemas.microsoft.com/office/word/2010/wordprocessingCanvas" xmlns:cx="http://schemas.microsoft.com/office/drawing/2014/chartex" xmlns:cx1="http://schemas.microsoft.com/office/drawing/2015/9/8/chartex" xmlns:cx2="http://schemas.microsoft.com/office/drawing/2015/10/21/chartex" xmlns:cx3="http://schemas.microsoft.com/office/drawing/2016/5/9/chartex" xmlns:cx4="http://schemas.microsoft.com/office/drawing/2016/5/10/chartex" xmlns:cx5="http://schemas.microsoft.com/office/drawing/2016/5/11/chartex" xmlns:cx6="http://schemas.microsoft.com/office/drawing/2016/5/12/chartex" xmlns:cx7="http://schemas.microsoft.com/office/drawing/2016/5/13/chartex" xmlns:cx8="http://schemas.microsoft.com/office/drawing/2016/5/14/chartex" xmlns:mc="http://schemas.openxmlformats.org/markup-compatibility/2006" xmlns:aink="http://schemas.microsoft.com/office/drawing/2016/ink" xmlns:am3d="http://schemas.microsoft.com/office/drawing/2017/model3d" xmlns:o="urn:schemas-microsoft-com:office:office" xmlns:r="http://schemas.openxmlformats.org/officeDocument/2006/relationships" xmlns:m="http://schemas.openxmlformats.org/officeDocument/2006/math" xmlns:v="urn:schemas-microsoft-com:vml" xmlns:wp14="http://schemas.microsoft.com/office/word/2010/wordprocessingDrawing" xmlns:wp="http://schemas.openxmlformats.org/drawingml/2006/wordprocessingDrawing" xmlns:w10="urn:schemas-microsoft-com:office:word" xmlns:w="http://schemas.openxmlformats.org/wordprocessingml/2006/main" xmlns:w14="http://schemas.microsoft.com/office/word/2010/wordml" xmlns:w15="http://schemas.microsoft.com/office/word/2012/wordml" xmlns:w16cex="http://schemas.microsoft.com/office/word/2018/wordml/cex" xmlns:w16cid="http://schemas.microsoft.com/office/word/2016/wordml/cid" xmlns:w16="http://schemas.microsoft.com/office/word/2018/wordml" xmlns:w16sdtdh="http://schemas.microsoft.com/office/word/2020/wordml/sdtdatahash" xmlns:w16se="http://schemas.microsoft.com/office/word/2015/wordml/symex" xmlns:wpg="http://schemas.microsoft.com/office/word/2010/wordprocessingGroup" xmlns:wpi="http://schemas.microsoft.com/office/word/2010/wordprocessingInk" xmlns:wne="http://schemas.microsoft.com/office/word/2006/wordml" xmlns:wps="http://schemas.microsoft.com/office/word/2010/wordprocessingShape" mc:Ignorable="w14 w15 w16se w16cid w16 w16cex w16sdtdh wp14">
   <w:p>
     <w:pPr>
       <w:pStyle w:val="Encabezado"/>
@@ -3183,7 +5013,7 @@
 </file>
 
 <file path=word/header2.xml><?xml version="1.0" encoding="utf-8"?>
-<w:hdr xmlns:wpc="http://schemas.microsoft.com/office/word/2010/wordprocessingCanvas" xmlns:cx="http://schemas.microsoft.com/office/drawing/2014/chartex" xmlns:cx1="http://schemas.microsoft.com/office/drawing/2015/9/8/chartex" xmlns:cx2="http://schemas.microsoft.com/office/drawing/2015/10/21/chartex" xmlns:cx3="http://schemas.microsoft.com/office/drawing/2016/5/9/chartex" xmlns:cx4="http://schemas.microsoft.com/office/drawing/2016/5/10/chartex" xmlns:cx5="http://schemas.microsoft.com/office/drawing/2016/5/11/chartex" xmlns:cx6="http://schemas.microsoft.com/office/drawing/2016/5/12/chartex" xmlns:cx7="http://schemas.microsoft.com/office/drawing/2016/5/13/chartex" xmlns:cx8="http://schemas.microsoft.com/office/drawing/2016/5/14/chartex" xmlns:mc="http://schemas.openxmlformats.org/markup-compatibility/2006" xmlns:aink="http://schemas.microsoft.com/office/drawing/2016/ink" xmlns:am3d="http://schemas.microsoft.com/office/drawing/2017/model3d" xmlns:o="urn:schemas-microsoft-com:office:office" xmlns:oel="http://schemas.microsoft.com/office/2019/extlst" xmlns:r="http://schemas.openxmlformats.org/officeDocument/2006/relationships" xmlns:m="http://schemas.openxmlformats.org/officeDocument/2006/math" xmlns:v="urn:schemas-microsoft-com:vml" xmlns:wp14="http://schemas.microsoft.com/office/word/2010/wordprocessingDrawing" xmlns:wp="http://schemas.openxmlformats.org/drawingml/2006/wordprocessingDrawing" xmlns:w10="urn:schemas-microsoft-com:office:word" xmlns:w="http://schemas.openxmlformats.org/wordprocessingml/2006/main" xmlns:w14="http://schemas.microsoft.com/office/word/2010/wordml" xmlns:w15="http://schemas.microsoft.com/office/word/2012/wordml" xmlns:w16cex="http://schemas.microsoft.com/office/word/2018/wordml/cex" xmlns:w16cid="http://schemas.microsoft.com/office/word/2016/wordml/cid" xmlns:w16="http://schemas.microsoft.com/office/word/2018/wordml" xmlns:w16du="http://schemas.microsoft.com/office/word/2023/wordml/word16du" xmlns:w16sdtdh="http://schemas.microsoft.com/office/word/2020/wordml/sdtdatahash" xmlns:w16sdtfl="http://schemas.microsoft.com/office/word/2024/wordml/sdtformatlock" xmlns:w16se="http://schemas.microsoft.com/office/word/2015/wordml/symex" xmlns:wpg="http://schemas.microsoft.com/office/word/2010/wordprocessingGroup" xmlns:wpi="http://schemas.microsoft.com/office/word/2010/wordprocessingInk" xmlns:wne="http://schemas.microsoft.com/office/word/2006/wordml" xmlns:wps="http://schemas.microsoft.com/office/word/2010/wordprocessingShape" mc:Ignorable="w14 w15 w16se w16cid w16 w16cex w16sdtdh w16sdtfl w16du wp14">
+<w:hdr xmlns:wpc="http://schemas.microsoft.com/office/word/2010/wordprocessingCanvas" xmlns:cx="http://schemas.microsoft.com/office/drawing/2014/chartex" xmlns:cx1="http://schemas.microsoft.com/office/drawing/2015/9/8/chartex" xmlns:cx2="http://schemas.microsoft.com/office/drawing/2015/10/21/chartex" xmlns:cx3="http://schemas.microsoft.com/office/drawing/2016/5/9/chartex" xmlns:cx4="http://schemas.microsoft.com/office/drawing/2016/5/10/chartex" xmlns:cx5="http://schemas.microsoft.com/office/drawing/2016/5/11/chartex" xmlns:cx6="http://schemas.microsoft.com/office/drawing/2016/5/12/chartex" xmlns:cx7="http://schemas.microsoft.com/office/drawing/2016/5/13/chartex" xmlns:cx8="http://schemas.microsoft.com/office/drawing/2016/5/14/chartex" xmlns:mc="http://schemas.openxmlformats.org/markup-compatibility/2006" xmlns:aink="http://schemas.microsoft.com/office/drawing/2016/ink" xmlns:am3d="http://schemas.microsoft.com/office/drawing/2017/model3d" xmlns:o="urn:schemas-microsoft-com:office:office" xmlns:r="http://schemas.openxmlformats.org/officeDocument/2006/relationships" xmlns:m="http://schemas.openxmlformats.org/officeDocument/2006/math" xmlns:v="urn:schemas-microsoft-com:vml" xmlns:wp14="http://schemas.microsoft.com/office/word/2010/wordprocessingDrawing" xmlns:wp="http://schemas.openxmlformats.org/drawingml/2006/wordprocessingDrawing" xmlns:w10="urn:schemas-microsoft-com:office:word" xmlns:w="http://schemas.openxmlformats.org/wordprocessingml/2006/main" xmlns:w14="http://schemas.microsoft.com/office/word/2010/wordml" xmlns:w15="http://schemas.microsoft.com/office/word/2012/wordml" xmlns:w16cex="http://schemas.microsoft.com/office/word/2018/wordml/cex" xmlns:w16cid="http://schemas.microsoft.com/office/word/2016/wordml/cid" xmlns:w16="http://schemas.microsoft.com/office/word/2018/wordml" xmlns:w16sdtdh="http://schemas.microsoft.com/office/word/2020/wordml/sdtdatahash" xmlns:w16se="http://schemas.microsoft.com/office/word/2015/wordml/symex" xmlns:wpg="http://schemas.microsoft.com/office/word/2010/wordprocessingGroup" xmlns:wpi="http://schemas.microsoft.com/office/word/2010/wordprocessingInk" xmlns:wne="http://schemas.microsoft.com/office/word/2006/wordml" xmlns:wps="http://schemas.microsoft.com/office/word/2010/wordprocessingShape" mc:Ignorable="w14 w15 w16se w16cid w16 w16cex w16sdtdh wp14">
   <w:p>
     <w:pPr>
       <w:pStyle w:val="Encabezado"/>
@@ -3236,7 +5066,7 @@
 </file>
 
 <file path=word/numbering.xml><?xml version="1.0" encoding="utf-8"?>
-<w:numbering xmlns:wpc="http://schemas.microsoft.com/office/word/2010/wordprocessingCanvas" xmlns:cx="http://schemas.microsoft.com/office/drawing/2014/chartex" xmlns:cx1="http://schemas.microsoft.com/office/drawing/2015/9/8/chartex" xmlns:cx2="http://schemas.microsoft.com/office/drawing/2015/10/21/chartex" xmlns:cx3="http://schemas.microsoft.com/office/drawing/2016/5/9/chartex" xmlns:cx4="http://schemas.microsoft.com/office/drawing/2016/5/10/chartex" xmlns:cx5="http://schemas.microsoft.com/office/drawing/2016/5/11/chartex" xmlns:cx6="http://schemas.microsoft.com/office/drawing/2016/5/12/chartex" xmlns:cx7="http://schemas.microsoft.com/office/drawing/2016/5/13/chartex" xmlns:cx8="http://schemas.microsoft.com/office/drawing/2016/5/14/chartex" xmlns:mc="http://schemas.openxmlformats.org/markup-compatibility/2006" xmlns:aink="http://schemas.microsoft.com/office/drawing/2016/ink" xmlns:am3d="http://schemas.microsoft.com/office/drawing/2017/model3d" xmlns:o="urn:schemas-microsoft-com:office:office" xmlns:oel="http://schemas.microsoft.com/office/2019/extlst" xmlns:r="http://schemas.openxmlformats.org/officeDocument/2006/relationships" xmlns:m="http://schemas.openxmlformats.org/officeDocument/2006/math" xmlns:v="urn:schemas-microsoft-com:vml" xmlns:wp14="http://schemas.microsoft.com/office/word/2010/wordprocessingDrawing" xmlns:wp="http://schemas.openxmlformats.org/drawingml/2006/wordprocessingDrawing" xmlns:w10="urn:schemas-microsoft-com:office:word" xmlns:w="http://schemas.openxmlformats.org/wordprocessingml/2006/main" xmlns:w14="http://schemas.microsoft.com/office/word/2010/wordml" xmlns:w15="http://schemas.microsoft.com/office/word/2012/wordml" xmlns:w16cex="http://schemas.microsoft.com/office/word/2018/wordml/cex" xmlns:w16cid="http://schemas.microsoft.com/office/word/2016/wordml/cid" xmlns:w16="http://schemas.microsoft.com/office/word/2018/wordml" xmlns:w16du="http://schemas.microsoft.com/office/word/2023/wordml/word16du" xmlns:w16sdtdh="http://schemas.microsoft.com/office/word/2020/wordml/sdtdatahash" xmlns:w16sdtfl="http://schemas.microsoft.com/office/word/2024/wordml/sdtformatlock" xmlns:w16se="http://schemas.microsoft.com/office/word/2015/wordml/symex" xmlns:wpg="http://schemas.microsoft.com/office/word/2010/wordprocessingGroup" xmlns:wpi="http://schemas.microsoft.com/office/word/2010/wordprocessingInk" xmlns:wne="http://schemas.microsoft.com/office/word/2006/wordml" xmlns:wps="http://schemas.microsoft.com/office/word/2010/wordprocessingShape" mc:Ignorable="w14 w15 w16se w16cid w16 w16cex w16sdtdh w16sdtfl w16du wp14">
+<w:numbering xmlns:wpc="http://schemas.microsoft.com/office/word/2010/wordprocessingCanvas" xmlns:cx="http://schemas.microsoft.com/office/drawing/2014/chartex" xmlns:cx1="http://schemas.microsoft.com/office/drawing/2015/9/8/chartex" xmlns:cx2="http://schemas.microsoft.com/office/drawing/2015/10/21/chartex" xmlns:cx3="http://schemas.microsoft.com/office/drawing/2016/5/9/chartex" xmlns:cx4="http://schemas.microsoft.com/office/drawing/2016/5/10/chartex" xmlns:cx5="http://schemas.microsoft.com/office/drawing/2016/5/11/chartex" xmlns:cx6="http://schemas.microsoft.com/office/drawing/2016/5/12/chartex" xmlns:cx7="http://schemas.microsoft.com/office/drawing/2016/5/13/chartex" xmlns:cx8="http://schemas.microsoft.com/office/drawing/2016/5/14/chartex" xmlns:mc="http://schemas.openxmlformats.org/markup-compatibility/2006" xmlns:aink="http://schemas.microsoft.com/office/drawing/2016/ink" xmlns:am3d="http://schemas.microsoft.com/office/drawing/2017/model3d" xmlns:o="urn:schemas-microsoft-com:office:office" xmlns:r="http://schemas.openxmlformats.org/officeDocument/2006/relationships" xmlns:m="http://schemas.openxmlformats.org/officeDocument/2006/math" xmlns:v="urn:schemas-microsoft-com:vml" xmlns:wp14="http://schemas.microsoft.com/office/word/2010/wordprocessingDrawing" xmlns:wp="http://schemas.openxmlformats.org/drawingml/2006/wordprocessingDrawing" xmlns:w10="urn:schemas-microsoft-com:office:word" xmlns:w="http://schemas.openxmlformats.org/wordprocessingml/2006/main" xmlns:w14="http://schemas.microsoft.com/office/word/2010/wordml" xmlns:w15="http://schemas.microsoft.com/office/word/2012/wordml" xmlns:w16cex="http://schemas.microsoft.com/office/word/2018/wordml/cex" xmlns:w16cid="http://schemas.microsoft.com/office/word/2016/wordml/cid" xmlns:w16="http://schemas.microsoft.com/office/word/2018/wordml" xmlns:w16sdtdh="http://schemas.microsoft.com/office/word/2020/wordml/sdtdatahash" xmlns:w16se="http://schemas.microsoft.com/office/word/2015/wordml/symex" xmlns:wpg="http://schemas.microsoft.com/office/word/2010/wordprocessingGroup" xmlns:wpi="http://schemas.microsoft.com/office/word/2010/wordprocessingInk" xmlns:wne="http://schemas.microsoft.com/office/word/2006/wordml" xmlns:wps="http://schemas.microsoft.com/office/word/2010/wordprocessingShape" mc:Ignorable="w14 w15 w16se w16cid w16 w16cex w16sdtdh wp14">
   <w:abstractNum w:abstractNumId="0" w15:restartNumberingAfterBreak="0">
     <w:nsid w:val="FFFFFF7C"/>
     <w:multiLevelType w:val="singleLevel"/>
@@ -3408,38 +5238,38 @@
       </w:rPr>
     </w:lvl>
   </w:abstractNum>
-  <w:num w:numId="1" w16cid:durableId="401564728">
+  <w:num w:numId="1">
     <w:abstractNumId w:val="8"/>
   </w:num>
-  <w:num w:numId="2" w16cid:durableId="1883441079">
+  <w:num w:numId="2">
     <w:abstractNumId w:val="6"/>
   </w:num>
-  <w:num w:numId="3" w16cid:durableId="957251557">
+  <w:num w:numId="3">
     <w:abstractNumId w:val="5"/>
   </w:num>
-  <w:num w:numId="4" w16cid:durableId="948318488">
+  <w:num w:numId="4">
     <w:abstractNumId w:val="4"/>
   </w:num>
-  <w:num w:numId="5" w16cid:durableId="450903040">
+  <w:num w:numId="5">
     <w:abstractNumId w:val="7"/>
   </w:num>
-  <w:num w:numId="6" w16cid:durableId="435906591">
+  <w:num w:numId="6">
     <w:abstractNumId w:val="3"/>
   </w:num>
-  <w:num w:numId="7" w16cid:durableId="242570841">
+  <w:num w:numId="7">
     <w:abstractNumId w:val="2"/>
   </w:num>
-  <w:num w:numId="8" w16cid:durableId="844906823">
+  <w:num w:numId="8">
     <w:abstractNumId w:val="1"/>
   </w:num>
-  <w:num w:numId="9" w16cid:durableId="1654724553">
+  <w:num w:numId="9">
     <w:abstractNumId w:val="0"/>
   </w:num>
 </w:numbering>
 </file>
 
 <file path=word/styles.xml><?xml version="1.0" encoding="utf-8"?>
-<w:styles xmlns:mc="http://schemas.openxmlformats.org/markup-compatibility/2006" xmlns:r="http://schemas.openxmlformats.org/officeDocument/2006/relationships" xmlns:w="http://schemas.openxmlformats.org/wordprocessingml/2006/main" xmlns:w14="http://schemas.microsoft.com/office/word/2010/wordml" xmlns:w15="http://schemas.microsoft.com/office/word/2012/wordml" xmlns:w16cex="http://schemas.microsoft.com/office/word/2018/wordml/cex" xmlns:w16cid="http://schemas.microsoft.com/office/word/2016/wordml/cid" xmlns:w16="http://schemas.microsoft.com/office/word/2018/wordml" xmlns:w16du="http://schemas.microsoft.com/office/word/2023/wordml/word16du" xmlns:w16sdtdh="http://schemas.microsoft.com/office/word/2020/wordml/sdtdatahash" xmlns:w16sdtfl="http://schemas.microsoft.com/office/word/2024/wordml/sdtformatlock" xmlns:w16se="http://schemas.microsoft.com/office/word/2015/wordml/symex" mc:Ignorable="w14 w15 w16se w16cid w16 w16cex w16sdtdh w16sdtfl w16du">
+<w:styles xmlns:mc="http://schemas.openxmlformats.org/markup-compatibility/2006" xmlns:r="http://schemas.openxmlformats.org/officeDocument/2006/relationships" xmlns:w="http://schemas.openxmlformats.org/wordprocessingml/2006/main" xmlns:w14="http://schemas.microsoft.com/office/word/2010/wordml" xmlns:w15="http://schemas.microsoft.com/office/word/2012/wordml" xmlns:w16cex="http://schemas.microsoft.com/office/word/2018/wordml/cex" xmlns:w16cid="http://schemas.microsoft.com/office/word/2016/wordml/cid" xmlns:w16="http://schemas.microsoft.com/office/word/2018/wordml" xmlns:w16sdtdh="http://schemas.microsoft.com/office/word/2020/wordml/sdtdatahash" xmlns:w16se="http://schemas.microsoft.com/office/word/2015/wordml/symex" mc:Ignorable="w14 w15 w16se w16cid w16 w16cex w16sdtdh">
   <w:docDefaults>
     <w:rPrDefault>
       <w:rPr>
@@ -4630,7 +6460,7 @@
       <w:szCs w:val="18"/>
     </w:rPr>
   </w:style>
-  <w:style w:type="character" w:styleId="Fuerte">
+  <w:style w:type="character" w:styleId="Textoennegrita">
     <w:name w:val="Strong"/>
     <w:basedOn w:val="Fuentedeprrafopredeter"/>
     <w:uiPriority w:val="22"/>
